--- a/results/manuscript/csda_submission/csda_supplementary_v1.docx
+++ b/results/manuscript/csda_submission/csda_supplementary_v1.docx
@@ -35,6 +35,79 @@
     <w:p>
       <w:r>
         <w:t>Detailed algebraic description of the IPD data-generating mechanism. For each of the 10 studies, a study-specific intercept is drawn for baseline risk and treatment propensity. The critical variables are Z1 (continuous, mean 60, standard deviation 12, truncated to 20–95), Z2 (binary, probability 0.5) and Z3 (ordered, levels 0/1/2 with probabilities 0.3, 0.4, 0.3). The ten general variables X1-X10 are linear or non-linear functions of Z plus independent Gaussian noise. The treatment indicator A is generated from a logistic model with intercept, Z main effects, X main effects and a random study intercept. The outcome Y is generated from a logistic model with Z main effects, X main effects, an A main effect, Z-by-A interaction effects and a random study intercept. The true individual CATE is the difference in outcome probabilities under A=1 versus A=0 at the realised Z values. The true population ATE is the average of these CATEs over the super-population.</w:t>
+      </w:r>
+    </w:p>
+    <w:p>
+      <w:pPr>
+        <w:pStyle w:val="Heading2"/>
+      </w:pPr>
+      <w:r>
+        <w:t>Additional file 4: Semi-synthetic pseudo-IPD reconstruction</w:t>
+      </w:r>
+    </w:p>
+    <w:p>
+      <w:r>
+        <w:t xml:space="preserve">The five Simpson-paradox examples were reconstructed from published aggregate tables as pseudo-individual records </w:t>
+      </w:r>
+      <w:r>
+        <w:rPr>
+          <w:vertAlign w:val="superscript"/>
+        </w:rPr>
+        <w:t>1</w:t>
+      </w:r>
+      <w:r/>
+      <w:r>
+        <w:rPr>
+          <w:vertAlign w:val="superscript"/>
+        </w:rPr>
+        <w:t>2</w:t>
+      </w:r>
+      <w:r/>
+      <w:r>
+        <w:rPr>
+          <w:vertAlign w:val="superscript"/>
+        </w:rPr>
+        <w:t>3</w:t>
+      </w:r>
+      <w:r/>
+      <w:r>
+        <w:rPr>
+          <w:vertAlign w:val="superscript"/>
+        </w:rPr>
+        <w:t>4</w:t>
+      </w:r>
+      <w:r/>
+      <w:r>
+        <w:rPr>
+          <w:vertAlign w:val="superscript"/>
+        </w:rPr>
+        <w:t>5</w:t>
+      </w:r>
+      <w:r>
+        <w:t>. The reconstruction is deterministic: each cell in the published treatment (or exposure) by outcome table is expanded to the reported number of records, and outcomes are assigned in the exact proportions shown in the source table (the first n_event records in a cell are events, the remainder are non-events). Covariates are obtained by mapping each cell to a representative value (e.g. age midpoint) plus a small amount of random noise so that the marginal distribution approximates the published totals while preserving the deterministic cell sizes.</w:t>
+      </w:r>
+    </w:p>
+    <w:p>
+      <w:r>
+        <w:t xml:space="preserve">For the Israel vaccination example </w:t>
+      </w:r>
+      <w:r>
+        <w:rPr>
+          <w:vertAlign w:val="superscript"/>
+        </w:rPr>
+        <w:t>4</w:t>
+      </w:r>
+      <w:r>
+        <w:t xml:space="preserve">, the source table in </w:t>
+      </w:r>
+      <w:r>
+        <w:rPr>
+          <w:rFonts w:ascii="Courier New" w:hAnsi="Courier New"/>
+        </w:rPr>
+        <w:t>data/haas_2021_israel_hospitalization_counts.csv</w:t>
+      </w:r>
+      <w:r>
+        <w:t xml:space="preserve"> gives age- and vaccination-stratified population sizes and COVID-19-related hospitalisation counts. Because the full population exceeds six million, we first down-sampled to 100,000 records by stratified random sampling that preserved the age-vaccination cell proportions. Hospitalisation status within each down-sampled cell was then generated by binomial sampling with the observed cell hospitalisation rate followed by deterministic event assignment. The low hospitalisation rate (~0.09% in the down-sampled data) means that several down-sampled cells contain zero or very few events. In such cells, logistic models used by outcome-informed stratification methods were fitted with L2 regularisation, and any degenerate one-class fit was handled by returning the observed cell mean probability. The same deterministic reconstruction and small-cell handling applies to the kidney-stone, Berkeley, smoking and COVID-19 CFR examples.</w:t>
       </w:r>
     </w:p>
     <w:p>

--- a/results/manuscript/csda_submission/csda_supplementary_v1.docx
+++ b/results/manuscript/csda_submission/csda_supplementary_v1.docx
@@ -2654,17 +2654,17 @@
           </w:tcPr>
           <w:p>
             <w:r>
-              <w:t>1C_cv_decision</w:t>
-            </w:r>
-          </w:p>
-        </w:tc>
-        <w:tc>
-          <w:tcPr>
-            <w:tcW w:type="dxa" w:w="665"/>
-          </w:tcPr>
-          <w:p>
-            <w:r>
-              <w:t>0.028</w:t>
+              <w:t>2A_PCA_cum60</w:t>
+            </w:r>
+          </w:p>
+        </w:tc>
+        <w:tc>
+          <w:tcPr>
+            <w:tcW w:type="dxa" w:w="665"/>
+          </w:tcPr>
+          <w:p>
+            <w:r>
+              <w:t>0.017</w:t>
             </w:r>
           </w:p>
         </w:tc>
@@ -2684,87 +2684,87 @@
           </w:tcPr>
           <w:p>
             <w:r>
-              <w:t>0.849</w:t>
-            </w:r>
-          </w:p>
-        </w:tc>
-        <w:tc>
-          <w:tcPr>
-            <w:tcW w:type="dxa" w:w="665"/>
-          </w:tcPr>
-          <w:p>
-            <w:r>
-              <w:t>0.037</w:t>
-            </w:r>
-          </w:p>
-        </w:tc>
-        <w:tc>
-          <w:tcPr>
-            <w:tcW w:type="dxa" w:w="665"/>
-          </w:tcPr>
-          <w:p>
-            <w:r>
-              <w:t>0.086</w:t>
-            </w:r>
-          </w:p>
-        </w:tc>
-        <w:tc>
-          <w:tcPr>
-            <w:tcW w:type="dxa" w:w="665"/>
-          </w:tcPr>
-          <w:p>
-            <w:r>
-              <w:t>0.014</w:t>
-            </w:r>
-          </w:p>
-        </w:tc>
-        <w:tc>
-          <w:tcPr>
-            <w:tcW w:type="dxa" w:w="665"/>
-          </w:tcPr>
-          <w:p>
-            <w:r>
-              <w:t>0.01450</w:t>
-            </w:r>
-          </w:p>
-        </w:tc>
-        <w:tc>
-          <w:tcPr>
-            <w:tcW w:type="dxa" w:w="665"/>
-          </w:tcPr>
-          <w:p>
-            <w:r>
-              <w:t>0.00162</w:t>
-            </w:r>
-          </w:p>
-        </w:tc>
-        <w:tc>
-          <w:tcPr>
-            <w:tcW w:type="dxa" w:w="665"/>
-          </w:tcPr>
-          <w:p>
-            <w:r>
-              <w:t>0.299</w:t>
-            </w:r>
-          </w:p>
-        </w:tc>
-        <w:tc>
-          <w:tcPr>
-            <w:tcW w:type="dxa" w:w="665"/>
-          </w:tcPr>
-          <w:p>
-            <w:r>
-              <w:t>0.069</w:t>
-            </w:r>
-          </w:p>
-        </w:tc>
-        <w:tc>
-          <w:tcPr>
-            <w:tcW w:type="dxa" w:w="665"/>
-          </w:tcPr>
-          <w:p>
-            <w:r>
-              <w:t>0.160</w:t>
+              <w:t>0.771</w:t>
+            </w:r>
+          </w:p>
+        </w:tc>
+        <w:tc>
+          <w:tcPr>
+            <w:tcW w:type="dxa" w:w="665"/>
+          </w:tcPr>
+          <w:p>
+            <w:r>
+              <w:t>0.038</w:t>
+            </w:r>
+          </w:p>
+        </w:tc>
+        <w:tc>
+          <w:tcPr>
+            <w:tcW w:type="dxa" w:w="665"/>
+          </w:tcPr>
+          <w:p>
+            <w:r>
+              <w:t>0.060</w:t>
+            </w:r>
+          </w:p>
+        </w:tc>
+        <w:tc>
+          <w:tcPr>
+            <w:tcW w:type="dxa" w:w="665"/>
+          </w:tcPr>
+          <w:p>
+            <w:r>
+              <w:t>0.010</w:t>
+            </w:r>
+          </w:p>
+        </w:tc>
+        <w:tc>
+          <w:tcPr>
+            <w:tcW w:type="dxa" w:w="665"/>
+          </w:tcPr>
+          <w:p>
+            <w:r>
+              <w:t>0.01833</w:t>
+            </w:r>
+          </w:p>
+        </w:tc>
+        <w:tc>
+          <w:tcPr>
+            <w:tcW w:type="dxa" w:w="665"/>
+          </w:tcPr>
+          <w:p>
+            <w:r>
+              <w:t>0.00181</w:t>
+            </w:r>
+          </w:p>
+        </w:tc>
+        <w:tc>
+          <w:tcPr>
+            <w:tcW w:type="dxa" w:w="665"/>
+          </w:tcPr>
+          <w:p>
+            <w:r>
+              <w:t>0.114</w:t>
+            </w:r>
+          </w:p>
+        </w:tc>
+        <w:tc>
+          <w:tcPr>
+            <w:tcW w:type="dxa" w:w="665"/>
+          </w:tcPr>
+          <w:p>
+            <w:r>
+              <w:t>0.066</w:t>
+            </w:r>
+          </w:p>
+        </w:tc>
+        <w:tc>
+          <w:tcPr>
+            <w:tcW w:type="dxa" w:w="665"/>
+          </w:tcPr>
+          <w:p>
+            <w:r>
+              <w:t>0.192</w:t>
             </w:r>
           </w:p>
         </w:tc>
@@ -2786,17 +2786,17 @@
           </w:tcPr>
           <w:p>
             <w:r>
-              <w:t>2A_PCA_cum60</w:t>
-            </w:r>
-          </w:p>
-        </w:tc>
-        <w:tc>
-          <w:tcPr>
-            <w:tcW w:type="dxa" w:w="665"/>
-          </w:tcPr>
-          <w:p>
-            <w:r>
-              <w:t>0.017</w:t>
+              <w:t>2B_clustering</w:t>
+            </w:r>
+          </w:p>
+        </w:tc>
+        <w:tc>
+          <w:tcPr>
+            <w:tcW w:type="dxa" w:w="665"/>
+          </w:tcPr>
+          <w:p>
+            <w:r>
+              <w:t>0.021</w:t>
             </w:r>
           </w:p>
         </w:tc>
@@ -2816,87 +2816,87 @@
           </w:tcPr>
           <w:p>
             <w:r>
-              <w:t>0.771</w:t>
-            </w:r>
-          </w:p>
-        </w:tc>
-        <w:tc>
-          <w:tcPr>
-            <w:tcW w:type="dxa" w:w="665"/>
-          </w:tcPr>
-          <w:p>
-            <w:r>
-              <w:t>0.038</w:t>
-            </w:r>
-          </w:p>
-        </w:tc>
-        <w:tc>
-          <w:tcPr>
-            <w:tcW w:type="dxa" w:w="665"/>
-          </w:tcPr>
-          <w:p>
-            <w:r>
-              <w:t>0.060</w:t>
-            </w:r>
-          </w:p>
-        </w:tc>
-        <w:tc>
-          <w:tcPr>
-            <w:tcW w:type="dxa" w:w="665"/>
-          </w:tcPr>
-          <w:p>
-            <w:r>
-              <w:t>0.010</w:t>
-            </w:r>
-          </w:p>
-        </w:tc>
-        <w:tc>
-          <w:tcPr>
-            <w:tcW w:type="dxa" w:w="665"/>
-          </w:tcPr>
-          <w:p>
-            <w:r>
-              <w:t>0.01833</w:t>
-            </w:r>
-          </w:p>
-        </w:tc>
-        <w:tc>
-          <w:tcPr>
-            <w:tcW w:type="dxa" w:w="665"/>
-          </w:tcPr>
-          <w:p>
-            <w:r>
-              <w:t>0.00181</w:t>
-            </w:r>
-          </w:p>
-        </w:tc>
-        <w:tc>
-          <w:tcPr>
-            <w:tcW w:type="dxa" w:w="665"/>
-          </w:tcPr>
-          <w:p>
-            <w:r>
-              <w:t>0.114</w:t>
-            </w:r>
-          </w:p>
-        </w:tc>
-        <w:tc>
-          <w:tcPr>
-            <w:tcW w:type="dxa" w:w="665"/>
-          </w:tcPr>
-          <w:p>
-            <w:r>
-              <w:t>0.066</w:t>
-            </w:r>
-          </w:p>
-        </w:tc>
-        <w:tc>
-          <w:tcPr>
-            <w:tcW w:type="dxa" w:w="665"/>
-          </w:tcPr>
-          <w:p>
-            <w:r>
-              <w:t>0.192</w:t>
+              <w:t>0.856</w:t>
+            </w:r>
+          </w:p>
+        </w:tc>
+        <w:tc>
+          <w:tcPr>
+            <w:tcW w:type="dxa" w:w="665"/>
+          </w:tcPr>
+          <w:p>
+            <w:r>
+              <w:t>0.034</w:t>
+            </w:r>
+          </w:p>
+        </w:tc>
+        <w:tc>
+          <w:tcPr>
+            <w:tcW w:type="dxa" w:w="665"/>
+          </w:tcPr>
+          <w:p>
+            <w:r>
+              <w:t>0.081</w:t>
+            </w:r>
+          </w:p>
+        </w:tc>
+        <w:tc>
+          <w:tcPr>
+            <w:tcW w:type="dxa" w:w="665"/>
+          </w:tcPr>
+          <w:p>
+            <w:r>
+              <w:t>0.009</w:t>
+            </w:r>
+          </w:p>
+        </w:tc>
+        <w:tc>
+          <w:tcPr>
+            <w:tcW w:type="dxa" w:w="665"/>
+          </w:tcPr>
+          <w:p>
+            <w:r>
+              <w:t>0.01439</w:t>
+            </w:r>
+          </w:p>
+        </w:tc>
+        <w:tc>
+          <w:tcPr>
+            <w:tcW w:type="dxa" w:w="665"/>
+          </w:tcPr>
+          <w:p>
+            <w:r>
+              <w:t>0.00187</w:t>
+            </w:r>
+          </w:p>
+        </w:tc>
+        <w:tc>
+          <w:tcPr>
+            <w:tcW w:type="dxa" w:w="665"/>
+          </w:tcPr>
+          <w:p>
+            <w:r>
+              <w:t>0.304</w:t>
+            </w:r>
+          </w:p>
+        </w:tc>
+        <w:tc>
+          <w:tcPr>
+            <w:tcW w:type="dxa" w:w="665"/>
+          </w:tcPr>
+          <w:p>
+            <w:r>
+              <w:t>0.062</w:t>
+            </w:r>
+          </w:p>
+        </w:tc>
+        <w:tc>
+          <w:tcPr>
+            <w:tcW w:type="dxa" w:w="665"/>
+          </w:tcPr>
+          <w:p>
+            <w:r>
+              <w:t>0.159</w:t>
             </w:r>
           </w:p>
         </w:tc>
@@ -2918,57 +2918,57 @@
           </w:tcPr>
           <w:p>
             <w:r>
-              <w:t>2B_clustering</w:t>
-            </w:r>
-          </w:p>
-        </w:tc>
-        <w:tc>
-          <w:tcPr>
-            <w:tcW w:type="dxa" w:w="665"/>
-          </w:tcPr>
-          <w:p>
-            <w:r>
-              <w:t>0.021</w:t>
-            </w:r>
-          </w:p>
-        </w:tc>
-        <w:tc>
-          <w:tcPr>
-            <w:tcW w:type="dxa" w:w="665"/>
-          </w:tcPr>
-          <w:p>
-            <w:r>
-              <w:t>0.001</w:t>
-            </w:r>
-          </w:p>
-        </w:tc>
-        <w:tc>
-          <w:tcPr>
-            <w:tcW w:type="dxa" w:w="665"/>
-          </w:tcPr>
-          <w:p>
-            <w:r>
-              <w:t>0.856</w:t>
-            </w:r>
-          </w:p>
-        </w:tc>
-        <w:tc>
-          <w:tcPr>
-            <w:tcW w:type="dxa" w:w="665"/>
-          </w:tcPr>
-          <w:p>
-            <w:r>
-              <w:t>0.034</w:t>
-            </w:r>
-          </w:p>
-        </w:tc>
-        <w:tc>
-          <w:tcPr>
-            <w:tcW w:type="dxa" w:w="665"/>
-          </w:tcPr>
-          <w:p>
-            <w:r>
-              <w:t>0.081</w:t>
+              <w:t>GMM</w:t>
+            </w:r>
+          </w:p>
+        </w:tc>
+        <w:tc>
+          <w:tcPr>
+            <w:tcW w:type="dxa" w:w="665"/>
+          </w:tcPr>
+          <w:p>
+            <w:r>
+              <w:t>0.006</w:t>
+            </w:r>
+          </w:p>
+        </w:tc>
+        <w:tc>
+          <w:tcPr>
+            <w:tcW w:type="dxa" w:w="665"/>
+          </w:tcPr>
+          <w:p>
+            <w:r>
+              <w:t>0.000</w:t>
+            </w:r>
+          </w:p>
+        </w:tc>
+        <w:tc>
+          <w:tcPr>
+            <w:tcW w:type="dxa" w:w="665"/>
+          </w:tcPr>
+          <w:p>
+            <w:r>
+              <w:t>0.838</w:t>
+            </w:r>
+          </w:p>
+        </w:tc>
+        <w:tc>
+          <w:tcPr>
+            <w:tcW w:type="dxa" w:w="665"/>
+          </w:tcPr>
+          <w:p>
+            <w:r>
+              <w:t>0.036</w:t>
+            </w:r>
+          </w:p>
+        </w:tc>
+        <w:tc>
+          <w:tcPr>
+            <w:tcW w:type="dxa" w:w="665"/>
+          </w:tcPr>
+          <w:p>
+            <w:r>
+              <w:t>0.070</w:t>
             </w:r>
           </w:p>
         </w:tc>
@@ -2988,47 +2988,47 @@
           </w:tcPr>
           <w:p>
             <w:r>
-              <w:t>0.01439</w:t>
-            </w:r>
-          </w:p>
-        </w:tc>
-        <w:tc>
-          <w:tcPr>
-            <w:tcW w:type="dxa" w:w="665"/>
-          </w:tcPr>
-          <w:p>
-            <w:r>
-              <w:t>0.00187</w:t>
-            </w:r>
-          </w:p>
-        </w:tc>
-        <w:tc>
-          <w:tcPr>
-            <w:tcW w:type="dxa" w:w="665"/>
-          </w:tcPr>
-          <w:p>
-            <w:r>
-              <w:t>0.304</w:t>
-            </w:r>
-          </w:p>
-        </w:tc>
-        <w:tc>
-          <w:tcPr>
-            <w:tcW w:type="dxa" w:w="665"/>
-          </w:tcPr>
-          <w:p>
-            <w:r>
-              <w:t>0.062</w:t>
-            </w:r>
-          </w:p>
-        </w:tc>
-        <w:tc>
-          <w:tcPr>
-            <w:tcW w:type="dxa" w:w="665"/>
-          </w:tcPr>
-          <w:p>
-            <w:r>
-              <w:t>0.159</w:t>
+              <w:t>0.01835</w:t>
+            </w:r>
+          </w:p>
+        </w:tc>
+        <w:tc>
+          <w:tcPr>
+            <w:tcW w:type="dxa" w:w="665"/>
+          </w:tcPr>
+          <w:p>
+            <w:r>
+              <w:t>0.00170</w:t>
+            </w:r>
+          </w:p>
+        </w:tc>
+        <w:tc>
+          <w:tcPr>
+            <w:tcW w:type="dxa" w:w="665"/>
+          </w:tcPr>
+          <w:p>
+            <w:r>
+              <w:t>0.113</w:t>
+            </w:r>
+          </w:p>
+        </w:tc>
+        <w:tc>
+          <w:tcPr>
+            <w:tcW w:type="dxa" w:w="665"/>
+          </w:tcPr>
+          <w:p>
+            <w:r>
+              <w:t>0.049</w:t>
+            </w:r>
+          </w:p>
+        </w:tc>
+        <w:tc>
+          <w:tcPr>
+            <w:tcW w:type="dxa" w:w="665"/>
+          </w:tcPr>
+          <w:p>
+            <w:r>
+              <w:t>0.194</w:t>
             </w:r>
           </w:p>
         </w:tc>
@@ -3050,7 +3050,7 @@
           </w:tcPr>
           <w:p>
             <w:r>
-              <w:t>GMM</w:t>
+              <w:t>PS_propensity_score</w:t>
             </w:r>
           </w:p>
         </w:tc>
@@ -3070,37 +3070,37 @@
           </w:tcPr>
           <w:p>
             <w:r>
-              <w:t>0.000</w:t>
-            </w:r>
-          </w:p>
-        </w:tc>
-        <w:tc>
-          <w:tcPr>
-            <w:tcW w:type="dxa" w:w="665"/>
-          </w:tcPr>
-          <w:p>
-            <w:r>
-              <w:t>0.838</w:t>
-            </w:r>
-          </w:p>
-        </w:tc>
-        <w:tc>
-          <w:tcPr>
-            <w:tcW w:type="dxa" w:w="665"/>
-          </w:tcPr>
-          <w:p>
-            <w:r>
-              <w:t>0.036</w:t>
-            </w:r>
-          </w:p>
-        </w:tc>
-        <w:tc>
-          <w:tcPr>
-            <w:tcW w:type="dxa" w:w="665"/>
-          </w:tcPr>
-          <w:p>
-            <w:r>
-              <w:t>0.070</w:t>
+              <w:t>0.001</w:t>
+            </w:r>
+          </w:p>
+        </w:tc>
+        <w:tc>
+          <w:tcPr>
+            <w:tcW w:type="dxa" w:w="665"/>
+          </w:tcPr>
+          <w:p>
+            <w:r>
+              <w:t>0.888</w:t>
+            </w:r>
+          </w:p>
+        </w:tc>
+        <w:tc>
+          <w:tcPr>
+            <w:tcW w:type="dxa" w:w="665"/>
+          </w:tcPr>
+          <w:p>
+            <w:r>
+              <w:t>0.028</w:t>
+            </w:r>
+          </w:p>
+        </w:tc>
+        <w:tc>
+          <w:tcPr>
+            <w:tcW w:type="dxa" w:w="665"/>
+          </w:tcPr>
+          <w:p>
+            <w:r>
+              <w:t>0.059</w:t>
             </w:r>
           </w:p>
         </w:tc>
@@ -3120,47 +3120,47 @@
           </w:tcPr>
           <w:p>
             <w:r>
-              <w:t>0.01835</w:t>
-            </w:r>
-          </w:p>
-        </w:tc>
-        <w:tc>
-          <w:tcPr>
-            <w:tcW w:type="dxa" w:w="665"/>
-          </w:tcPr>
-          <w:p>
-            <w:r>
-              <w:t>0.00170</w:t>
-            </w:r>
-          </w:p>
-        </w:tc>
-        <w:tc>
-          <w:tcPr>
-            <w:tcW w:type="dxa" w:w="665"/>
-          </w:tcPr>
-          <w:p>
-            <w:r>
-              <w:t>0.113</w:t>
-            </w:r>
-          </w:p>
-        </w:tc>
-        <w:tc>
-          <w:tcPr>
-            <w:tcW w:type="dxa" w:w="665"/>
-          </w:tcPr>
-          <w:p>
-            <w:r>
-              <w:t>0.049</w:t>
-            </w:r>
-          </w:p>
-        </w:tc>
-        <w:tc>
-          <w:tcPr>
-            <w:tcW w:type="dxa" w:w="665"/>
-          </w:tcPr>
-          <w:p>
-            <w:r>
-              <w:t>0.194</w:t>
+              <w:t>0.01700</w:t>
+            </w:r>
+          </w:p>
+        </w:tc>
+        <w:tc>
+          <w:tcPr>
+            <w:tcW w:type="dxa" w:w="665"/>
+          </w:tcPr>
+          <w:p>
+            <w:r>
+              <w:t>0.00172</w:t>
+            </w:r>
+          </w:p>
+        </w:tc>
+        <w:tc>
+          <w:tcPr>
+            <w:tcW w:type="dxa" w:w="665"/>
+          </w:tcPr>
+          <w:p>
+            <w:r>
+              <w:t>0.178</w:t>
+            </w:r>
+          </w:p>
+        </w:tc>
+        <w:tc>
+          <w:tcPr>
+            <w:tcW w:type="dxa" w:w="665"/>
+          </w:tcPr>
+          <w:p>
+            <w:r>
+              <w:t>0.060</w:t>
+            </w:r>
+          </w:p>
+        </w:tc>
+        <w:tc>
+          <w:tcPr>
+            <w:tcW w:type="dxa" w:w="665"/>
+          </w:tcPr>
+          <w:p>
+            <w:r>
+              <w:t>0.119</w:t>
             </w:r>
           </w:p>
         </w:tc>
@@ -3182,17 +3182,17 @@
           </w:tcPr>
           <w:p>
             <w:r>
-              <w:t>PS_propensity_score</w:t>
-            </w:r>
-          </w:p>
-        </w:tc>
-        <w:tc>
-          <w:tcPr>
-            <w:tcW w:type="dxa" w:w="665"/>
-          </w:tcPr>
-          <w:p>
-            <w:r>
-              <w:t>0.006</w:t>
+              <w:t>Prognostic_score</w:t>
+            </w:r>
+          </w:p>
+        </w:tc>
+        <w:tc>
+          <w:tcPr>
+            <w:tcW w:type="dxa" w:w="665"/>
+          </w:tcPr>
+          <w:p>
+            <w:r>
+              <w:t>0.025</w:t>
             </w:r>
           </w:p>
         </w:tc>
@@ -3212,87 +3212,87 @@
           </w:tcPr>
           <w:p>
             <w:r>
-              <w:t>0.888</w:t>
-            </w:r>
-          </w:p>
-        </w:tc>
-        <w:tc>
-          <w:tcPr>
-            <w:tcW w:type="dxa" w:w="665"/>
-          </w:tcPr>
-          <w:p>
-            <w:r>
-              <w:t>0.028</w:t>
-            </w:r>
-          </w:p>
-        </w:tc>
-        <w:tc>
-          <w:tcPr>
-            <w:tcW w:type="dxa" w:w="665"/>
-          </w:tcPr>
-          <w:p>
-            <w:r>
-              <w:t>0.059</w:t>
-            </w:r>
-          </w:p>
-        </w:tc>
-        <w:tc>
-          <w:tcPr>
-            <w:tcW w:type="dxa" w:w="665"/>
-          </w:tcPr>
-          <w:p>
-            <w:r>
-              <w:t>0.009</w:t>
-            </w:r>
-          </w:p>
-        </w:tc>
-        <w:tc>
-          <w:tcPr>
-            <w:tcW w:type="dxa" w:w="665"/>
-          </w:tcPr>
-          <w:p>
-            <w:r>
-              <w:t>0.01700</w:t>
-            </w:r>
-          </w:p>
-        </w:tc>
-        <w:tc>
-          <w:tcPr>
-            <w:tcW w:type="dxa" w:w="665"/>
-          </w:tcPr>
-          <w:p>
-            <w:r>
-              <w:t>0.00172</w:t>
-            </w:r>
-          </w:p>
-        </w:tc>
-        <w:tc>
-          <w:tcPr>
-            <w:tcW w:type="dxa" w:w="665"/>
-          </w:tcPr>
-          <w:p>
-            <w:r>
-              <w:t>0.178</w:t>
-            </w:r>
-          </w:p>
-        </w:tc>
-        <w:tc>
-          <w:tcPr>
-            <w:tcW w:type="dxa" w:w="665"/>
-          </w:tcPr>
-          <w:p>
-            <w:r>
-              <w:t>0.060</w:t>
-            </w:r>
-          </w:p>
-        </w:tc>
-        <w:tc>
-          <w:tcPr>
-            <w:tcW w:type="dxa" w:w="665"/>
-          </w:tcPr>
-          <w:p>
-            <w:r>
-              <w:t>0.119</w:t>
+              <w:t>0.844</w:t>
+            </w:r>
+          </w:p>
+        </w:tc>
+        <w:tc>
+          <w:tcPr>
+            <w:tcW w:type="dxa" w:w="665"/>
+          </w:tcPr>
+          <w:p>
+            <w:r>
+              <w:t>0.031</w:t>
+            </w:r>
+          </w:p>
+        </w:tc>
+        <w:tc>
+          <w:tcPr>
+            <w:tcW w:type="dxa" w:w="665"/>
+          </w:tcPr>
+          <w:p>
+            <w:r>
+              <w:t>0.079</w:t>
+            </w:r>
+          </w:p>
+        </w:tc>
+        <w:tc>
+          <w:tcPr>
+            <w:tcW w:type="dxa" w:w="665"/>
+          </w:tcPr>
+          <w:p>
+            <w:r>
+              <w:t>0.013</w:t>
+            </w:r>
+          </w:p>
+        </w:tc>
+        <w:tc>
+          <w:tcPr>
+            <w:tcW w:type="dxa" w:w="665"/>
+          </w:tcPr>
+          <w:p>
+            <w:r>
+              <w:t>0.01402</w:t>
+            </w:r>
+          </w:p>
+        </w:tc>
+        <w:tc>
+          <w:tcPr>
+            <w:tcW w:type="dxa" w:w="665"/>
+          </w:tcPr>
+          <w:p>
+            <w:r>
+              <w:t>0.00178</w:t>
+            </w:r>
+          </w:p>
+        </w:tc>
+        <w:tc>
+          <w:tcPr>
+            <w:tcW w:type="dxa" w:w="665"/>
+          </w:tcPr>
+          <w:p>
+            <w:r>
+              <w:t>0.322</w:t>
+            </w:r>
+          </w:p>
+        </w:tc>
+        <w:tc>
+          <w:tcPr>
+            <w:tcW w:type="dxa" w:w="665"/>
+          </w:tcPr>
+          <w:p>
+            <w:r>
+              <w:t>0.071</w:t>
+            </w:r>
+          </w:p>
+        </w:tc>
+        <w:tc>
+          <w:tcPr>
+            <w:tcW w:type="dxa" w:w="665"/>
+          </w:tcPr>
+          <w:p>
+            <w:r>
+              <w:t>0.130</w:t>
             </w:r>
           </w:p>
         </w:tc>
@@ -3314,117 +3314,117 @@
           </w:tcPr>
           <w:p>
             <w:r>
-              <w:t>Prognostic_score</w:t>
-            </w:r>
-          </w:p>
-        </w:tc>
-        <w:tc>
-          <w:tcPr>
-            <w:tcW w:type="dxa" w:w="665"/>
-          </w:tcPr>
-          <w:p>
-            <w:r>
-              <w:t>0.025</w:t>
-            </w:r>
-          </w:p>
-        </w:tc>
-        <w:tc>
-          <w:tcPr>
-            <w:tcW w:type="dxa" w:w="665"/>
-          </w:tcPr>
-          <w:p>
-            <w:r>
-              <w:t>0.001</w:t>
-            </w:r>
-          </w:p>
-        </w:tc>
-        <w:tc>
-          <w:tcPr>
-            <w:tcW w:type="dxa" w:w="665"/>
-          </w:tcPr>
-          <w:p>
-            <w:r>
-              <w:t>0.844</w:t>
-            </w:r>
-          </w:p>
-        </w:tc>
-        <w:tc>
-          <w:tcPr>
-            <w:tcW w:type="dxa" w:w="665"/>
-          </w:tcPr>
-          <w:p>
-            <w:r>
-              <w:t>0.031</w:t>
-            </w:r>
-          </w:p>
-        </w:tc>
-        <w:tc>
-          <w:tcPr>
-            <w:tcW w:type="dxa" w:w="665"/>
-          </w:tcPr>
-          <w:p>
-            <w:r>
-              <w:t>0.079</w:t>
-            </w:r>
-          </w:p>
-        </w:tc>
-        <w:tc>
-          <w:tcPr>
-            <w:tcW w:type="dxa" w:w="665"/>
-          </w:tcPr>
-          <w:p>
-            <w:r>
-              <w:t>0.013</w:t>
-            </w:r>
-          </w:p>
-        </w:tc>
-        <w:tc>
-          <w:tcPr>
-            <w:tcW w:type="dxa" w:w="665"/>
-          </w:tcPr>
-          <w:p>
-            <w:r>
-              <w:t>0.01402</w:t>
-            </w:r>
-          </w:p>
-        </w:tc>
-        <w:tc>
-          <w:tcPr>
-            <w:tcW w:type="dxa" w:w="665"/>
-          </w:tcPr>
-          <w:p>
-            <w:r>
-              <w:t>0.00178</w:t>
-            </w:r>
-          </w:p>
-        </w:tc>
-        <w:tc>
-          <w:tcPr>
-            <w:tcW w:type="dxa" w:w="665"/>
-          </w:tcPr>
-          <w:p>
-            <w:r>
-              <w:t>0.322</w:t>
-            </w:r>
-          </w:p>
-        </w:tc>
-        <w:tc>
-          <w:tcPr>
-            <w:tcW w:type="dxa" w:w="665"/>
-          </w:tcPr>
-          <w:p>
-            <w:r>
-              <w:t>0.071</w:t>
-            </w:r>
-          </w:p>
-        </w:tc>
-        <w:tc>
-          <w:tcPr>
-            <w:tcW w:type="dxa" w:w="665"/>
-          </w:tcPr>
-          <w:p>
-            <w:r>
-              <w:t>0.130</w:t>
+              <w:t>baseline_oracle_kmeans</w:t>
+            </w:r>
+          </w:p>
+        </w:tc>
+        <w:tc>
+          <w:tcPr>
+            <w:tcW w:type="dxa" w:w="665"/>
+          </w:tcPr>
+          <w:p>
+            <w:r>
+              <w:t>0.317</w:t>
+            </w:r>
+          </w:p>
+        </w:tc>
+        <w:tc>
+          <w:tcPr>
+            <w:tcW w:type="dxa" w:w="665"/>
+          </w:tcPr>
+          <w:p>
+            <w:r>
+              <w:t>0.002</w:t>
+            </w:r>
+          </w:p>
+        </w:tc>
+        <w:tc>
+          <w:tcPr>
+            <w:tcW w:type="dxa" w:w="665"/>
+          </w:tcPr>
+          <w:p>
+            <w:r>
+              <w:t>0.852</w:t>
+            </w:r>
+          </w:p>
+        </w:tc>
+        <w:tc>
+          <w:tcPr>
+            <w:tcW w:type="dxa" w:w="665"/>
+          </w:tcPr>
+          <w:p>
+            <w:r>
+              <w:t>0.037</w:t>
+            </w:r>
+          </w:p>
+        </w:tc>
+        <w:tc>
+          <w:tcPr>
+            <w:tcW w:type="dxa" w:w="665"/>
+          </w:tcPr>
+          <w:p>
+            <w:r>
+              <w:t>0.023</w:t>
+            </w:r>
+          </w:p>
+        </w:tc>
+        <w:tc>
+          <w:tcPr>
+            <w:tcW w:type="dxa" w:w="665"/>
+          </w:tcPr>
+          <w:p>
+            <w:r>
+              <w:t>0.003</w:t>
+            </w:r>
+          </w:p>
+        </w:tc>
+        <w:tc>
+          <w:tcPr>
+            <w:tcW w:type="dxa" w:w="665"/>
+          </w:tcPr>
+          <w:p>
+            <w:r>
+              <w:t>0.01813</w:t>
+            </w:r>
+          </w:p>
+        </w:tc>
+        <w:tc>
+          <w:tcPr>
+            <w:tcW w:type="dxa" w:w="665"/>
+          </w:tcPr>
+          <w:p>
+            <w:r>
+              <w:t>0.00173</w:t>
+            </w:r>
+          </w:p>
+        </w:tc>
+        <w:tc>
+          <w:tcPr>
+            <w:tcW w:type="dxa" w:w="665"/>
+          </w:tcPr>
+          <w:p>
+            <w:r>
+              <w:t>0.124</w:t>
+            </w:r>
+          </w:p>
+        </w:tc>
+        <w:tc>
+          <w:tcPr>
+            <w:tcW w:type="dxa" w:w="665"/>
+          </w:tcPr>
+          <w:p>
+            <w:r>
+              <w:t>0.041</w:t>
+            </w:r>
+          </w:p>
+        </w:tc>
+        <w:tc>
+          <w:tcPr>
+            <w:tcW w:type="dxa" w:w="665"/>
+          </w:tcPr>
+          <w:p>
+            <w:r>
+              <w:t>0.162</w:t>
             </w:r>
           </w:p>
         </w:tc>
@@ -3446,117 +3446,117 @@
           </w:tcPr>
           <w:p>
             <w:r>
-              <w:t>baseline_oracle_kmeans</w:t>
-            </w:r>
-          </w:p>
-        </w:tc>
-        <w:tc>
-          <w:tcPr>
-            <w:tcW w:type="dxa" w:w="665"/>
-          </w:tcPr>
-          <w:p>
-            <w:r>
-              <w:t>0.317</w:t>
-            </w:r>
-          </w:p>
-        </w:tc>
-        <w:tc>
-          <w:tcPr>
-            <w:tcW w:type="dxa" w:w="665"/>
-          </w:tcPr>
-          <w:p>
-            <w:r>
-              <w:t>0.002</w:t>
-            </w:r>
-          </w:p>
-        </w:tc>
-        <w:tc>
-          <w:tcPr>
-            <w:tcW w:type="dxa" w:w="665"/>
-          </w:tcPr>
-          <w:p>
-            <w:r>
-              <w:t>0.852</w:t>
-            </w:r>
-          </w:p>
-        </w:tc>
-        <w:tc>
-          <w:tcPr>
-            <w:tcW w:type="dxa" w:w="665"/>
-          </w:tcPr>
-          <w:p>
-            <w:r>
-              <w:t>0.037</w:t>
-            </w:r>
-          </w:p>
-        </w:tc>
-        <w:tc>
-          <w:tcPr>
-            <w:tcW w:type="dxa" w:w="665"/>
-          </w:tcPr>
-          <w:p>
-            <w:r>
-              <w:t>0.023</w:t>
-            </w:r>
-          </w:p>
-        </w:tc>
-        <w:tc>
-          <w:tcPr>
-            <w:tcW w:type="dxa" w:w="665"/>
-          </w:tcPr>
-          <w:p>
-            <w:r>
-              <w:t>0.003</w:t>
-            </w:r>
-          </w:p>
-        </w:tc>
-        <w:tc>
-          <w:tcPr>
-            <w:tcW w:type="dxa" w:w="665"/>
-          </w:tcPr>
-          <w:p>
-            <w:r>
-              <w:t>0.01813</w:t>
-            </w:r>
-          </w:p>
-        </w:tc>
-        <w:tc>
-          <w:tcPr>
-            <w:tcW w:type="dxa" w:w="665"/>
-          </w:tcPr>
-          <w:p>
-            <w:r>
-              <w:t>0.00173</w:t>
-            </w:r>
-          </w:p>
-        </w:tc>
-        <w:tc>
-          <w:tcPr>
-            <w:tcW w:type="dxa" w:w="665"/>
-          </w:tcPr>
-          <w:p>
-            <w:r>
-              <w:t>0.124</w:t>
-            </w:r>
-          </w:p>
-        </w:tc>
-        <w:tc>
-          <w:tcPr>
-            <w:tcW w:type="dxa" w:w="665"/>
-          </w:tcPr>
-          <w:p>
-            <w:r>
-              <w:t>0.041</w:t>
-            </w:r>
-          </w:p>
-        </w:tc>
-        <w:tc>
-          <w:tcPr>
-            <w:tcW w:type="dxa" w:w="665"/>
-          </w:tcPr>
-          <w:p>
-            <w:r>
-              <w:t>0.162</w:t>
+              <w:t>baseline_oracle_quantile</w:t>
+            </w:r>
+          </w:p>
+        </w:tc>
+        <w:tc>
+          <w:tcPr>
+            <w:tcW w:type="dxa" w:w="665"/>
+          </w:tcPr>
+          <w:p>
+            <w:r>
+              <w:t>0.058</w:t>
+            </w:r>
+          </w:p>
+        </w:tc>
+        <w:tc>
+          <w:tcPr>
+            <w:tcW w:type="dxa" w:w="665"/>
+          </w:tcPr>
+          <w:p>
+            <w:r>
+              <w:t>0.001</w:t>
+            </w:r>
+          </w:p>
+        </w:tc>
+        <w:tc>
+          <w:tcPr>
+            <w:tcW w:type="dxa" w:w="665"/>
+          </w:tcPr>
+          <w:p>
+            <w:r>
+              <w:t>0.846</w:t>
+            </w:r>
+          </w:p>
+        </w:tc>
+        <w:tc>
+          <w:tcPr>
+            <w:tcW w:type="dxa" w:w="665"/>
+          </w:tcPr>
+          <w:p>
+            <w:r>
+              <w:t>0.034</w:t>
+            </w:r>
+          </w:p>
+        </w:tc>
+        <w:tc>
+          <w:tcPr>
+            <w:tcW w:type="dxa" w:w="665"/>
+          </w:tcPr>
+          <w:p>
+            <w:r>
+              <w:t>0.033</w:t>
+            </w:r>
+          </w:p>
+        </w:tc>
+        <w:tc>
+          <w:tcPr>
+            <w:tcW w:type="dxa" w:w="665"/>
+          </w:tcPr>
+          <w:p>
+            <w:r>
+              <w:t>0.005</w:t>
+            </w:r>
+          </w:p>
+        </w:tc>
+        <w:tc>
+          <w:tcPr>
+            <w:tcW w:type="dxa" w:w="665"/>
+          </w:tcPr>
+          <w:p>
+            <w:r>
+              <w:t>0.01325</w:t>
+            </w:r>
+          </w:p>
+        </w:tc>
+        <w:tc>
+          <w:tcPr>
+            <w:tcW w:type="dxa" w:w="665"/>
+          </w:tcPr>
+          <w:p>
+            <w:r>
+              <w:t>0.00151</w:t>
+            </w:r>
+          </w:p>
+        </w:tc>
+        <w:tc>
+          <w:tcPr>
+            <w:tcW w:type="dxa" w:w="665"/>
+          </w:tcPr>
+          <w:p>
+            <w:r>
+              <w:t>0.360</w:t>
+            </w:r>
+          </w:p>
+        </w:tc>
+        <w:tc>
+          <w:tcPr>
+            <w:tcW w:type="dxa" w:w="665"/>
+          </w:tcPr>
+          <w:p>
+            <w:r>
+              <w:t>0.058</w:t>
+            </w:r>
+          </w:p>
+        </w:tc>
+        <w:tc>
+          <w:tcPr>
+            <w:tcW w:type="dxa" w:w="665"/>
+          </w:tcPr>
+          <w:p>
+            <w:r>
+              <w:t>0.188</w:t>
             </w:r>
           </w:p>
         </w:tc>
@@ -3578,117 +3578,117 @@
           </w:tcPr>
           <w:p>
             <w:r>
-              <w:t>baseline_oracle_quantile</w:t>
-            </w:r>
-          </w:p>
-        </w:tc>
-        <w:tc>
-          <w:tcPr>
-            <w:tcW w:type="dxa" w:w="665"/>
-          </w:tcPr>
-          <w:p>
-            <w:r>
-              <w:t>0.058</w:t>
-            </w:r>
-          </w:p>
-        </w:tc>
-        <w:tc>
-          <w:tcPr>
-            <w:tcW w:type="dxa" w:w="665"/>
-          </w:tcPr>
-          <w:p>
-            <w:r>
-              <w:t>0.001</w:t>
-            </w:r>
-          </w:p>
-        </w:tc>
-        <w:tc>
-          <w:tcPr>
-            <w:tcW w:type="dxa" w:w="665"/>
-          </w:tcPr>
-          <w:p>
-            <w:r>
-              <w:t>0.846</w:t>
-            </w:r>
-          </w:p>
-        </w:tc>
-        <w:tc>
-          <w:tcPr>
-            <w:tcW w:type="dxa" w:w="665"/>
-          </w:tcPr>
-          <w:p>
-            <w:r>
-              <w:t>0.034</w:t>
-            </w:r>
-          </w:p>
-        </w:tc>
-        <w:tc>
-          <w:tcPr>
-            <w:tcW w:type="dxa" w:w="665"/>
-          </w:tcPr>
-          <w:p>
-            <w:r>
-              <w:t>0.033</w:t>
-            </w:r>
-          </w:p>
-        </w:tc>
-        <w:tc>
-          <w:tcPr>
-            <w:tcW w:type="dxa" w:w="665"/>
-          </w:tcPr>
-          <w:p>
-            <w:r>
-              <w:t>0.005</w:t>
-            </w:r>
-          </w:p>
-        </w:tc>
-        <w:tc>
-          <w:tcPr>
-            <w:tcW w:type="dxa" w:w="665"/>
-          </w:tcPr>
-          <w:p>
-            <w:r>
-              <w:t>0.01325</w:t>
-            </w:r>
-          </w:p>
-        </w:tc>
-        <w:tc>
-          <w:tcPr>
-            <w:tcW w:type="dxa" w:w="665"/>
-          </w:tcPr>
-          <w:p>
-            <w:r>
-              <w:t>0.00151</w:t>
-            </w:r>
-          </w:p>
-        </w:tc>
-        <w:tc>
-          <w:tcPr>
-            <w:tcW w:type="dxa" w:w="665"/>
-          </w:tcPr>
-          <w:p>
-            <w:r>
-              <w:t>0.360</w:t>
-            </w:r>
-          </w:p>
-        </w:tc>
-        <w:tc>
-          <w:tcPr>
-            <w:tcW w:type="dxa" w:w="665"/>
-          </w:tcPr>
-          <w:p>
-            <w:r>
-              <w:t>0.058</w:t>
-            </w:r>
-          </w:p>
-        </w:tc>
-        <w:tc>
-          <w:tcPr>
-            <w:tcW w:type="dxa" w:w="665"/>
-          </w:tcPr>
-          <w:p>
-            <w:r>
-              <w:t>0.188</w:t>
+              <w:t>baseline_random</w:t>
+            </w:r>
+          </w:p>
+        </w:tc>
+        <w:tc>
+          <w:tcPr>
+            <w:tcW w:type="dxa" w:w="665"/>
+          </w:tcPr>
+          <w:p>
+            <w:r>
+              <w:t>0.000</w:t>
+            </w:r>
+          </w:p>
+        </w:tc>
+        <w:tc>
+          <w:tcPr>
+            <w:tcW w:type="dxa" w:w="665"/>
+          </w:tcPr>
+          <w:p>
+            <w:r>
+              <w:t>0.000</w:t>
+            </w:r>
+          </w:p>
+        </w:tc>
+        <w:tc>
+          <w:tcPr>
+            <w:tcW w:type="dxa" w:w="665"/>
+          </w:tcPr>
+          <w:p>
+            <w:r>
+              <w:t>0.864</w:t>
+            </w:r>
+          </w:p>
+        </w:tc>
+        <w:tc>
+          <w:tcPr>
+            <w:tcW w:type="dxa" w:w="665"/>
+          </w:tcPr>
+          <w:p>
+            <w:r>
+              <w:t>0.031</w:t>
+            </w:r>
+          </w:p>
+        </w:tc>
+        <w:tc>
+          <w:tcPr>
+            <w:tcW w:type="dxa" w:w="665"/>
+          </w:tcPr>
+          <w:p>
+            <w:r>
+              <w:t>0.002</w:t>
+            </w:r>
+          </w:p>
+        </w:tc>
+        <w:tc>
+          <w:tcPr>
+            <w:tcW w:type="dxa" w:w="665"/>
+          </w:tcPr>
+          <w:p>
+            <w:r>
+              <w:t>0.000</w:t>
+            </w:r>
+          </w:p>
+        </w:tc>
+        <w:tc>
+          <w:tcPr>
+            <w:tcW w:type="dxa" w:w="665"/>
+          </w:tcPr>
+          <w:p>
+            <w:r>
+              <w:t>0.02081</w:t>
+            </w:r>
+          </w:p>
+        </w:tc>
+        <w:tc>
+          <w:tcPr>
+            <w:tcW w:type="dxa" w:w="665"/>
+          </w:tcPr>
+          <w:p>
+            <w:r>
+              <w:t>0.00201</w:t>
+            </w:r>
+          </w:p>
+        </w:tc>
+        <w:tc>
+          <w:tcPr>
+            <w:tcW w:type="dxa" w:w="665"/>
+          </w:tcPr>
+          <w:p>
+            <w:r>
+              <w:t>-0.006</w:t>
+            </w:r>
+          </w:p>
+        </w:tc>
+        <w:tc>
+          <w:tcPr>
+            <w:tcW w:type="dxa" w:w="665"/>
+          </w:tcPr>
+          <w:p>
+            <w:r>
+              <w:t>0.015</w:t>
+            </w:r>
+          </w:p>
+        </w:tc>
+        <w:tc>
+          <w:tcPr>
+            <w:tcW w:type="dxa" w:w="665"/>
+          </w:tcPr>
+          <w:p>
+            <w:r>
+              <w:t>0.147</w:t>
             </w:r>
           </w:p>
         </w:tc>
@@ -3700,107 +3700,67 @@
           </w:tcPr>
           <w:p>
             <w:r>
-              <w:t>3</w:t>
-            </w:r>
-          </w:p>
-        </w:tc>
-        <w:tc>
-          <w:tcPr>
-            <w:tcW w:type="dxa" w:w="665"/>
-          </w:tcPr>
-          <w:p>
-            <w:r>
-              <w:t>baseline_random</w:t>
-            </w:r>
-          </w:p>
-        </w:tc>
-        <w:tc>
-          <w:tcPr>
-            <w:tcW w:type="dxa" w:w="665"/>
-          </w:tcPr>
-          <w:p>
-            <w:r>
-              <w:t>0.000</w:t>
-            </w:r>
-          </w:p>
-        </w:tc>
-        <w:tc>
-          <w:tcPr>
-            <w:tcW w:type="dxa" w:w="665"/>
-          </w:tcPr>
-          <w:p>
-            <w:r>
-              <w:t>0.000</w:t>
-            </w:r>
-          </w:p>
-        </w:tc>
-        <w:tc>
-          <w:tcPr>
-            <w:tcW w:type="dxa" w:w="665"/>
-          </w:tcPr>
-          <w:p>
-            <w:r>
-              <w:t>0.864</w:t>
-            </w:r>
-          </w:p>
-        </w:tc>
-        <w:tc>
-          <w:tcPr>
-            <w:tcW w:type="dxa" w:w="665"/>
-          </w:tcPr>
-          <w:p>
-            <w:r>
-              <w:t>0.031</w:t>
-            </w:r>
-          </w:p>
-        </w:tc>
-        <w:tc>
-          <w:tcPr>
-            <w:tcW w:type="dxa" w:w="665"/>
-          </w:tcPr>
-          <w:p>
-            <w:r>
-              <w:t>0.002</w:t>
-            </w:r>
-          </w:p>
-        </w:tc>
-        <w:tc>
-          <w:tcPr>
-            <w:tcW w:type="dxa" w:w="665"/>
-          </w:tcPr>
-          <w:p>
-            <w:r>
-              <w:t>0.000</w:t>
-            </w:r>
-          </w:p>
-        </w:tc>
-        <w:tc>
-          <w:tcPr>
-            <w:tcW w:type="dxa" w:w="665"/>
-          </w:tcPr>
-          <w:p>
-            <w:r>
-              <w:t>0.02081</w:t>
-            </w:r>
-          </w:p>
-        </w:tc>
-        <w:tc>
-          <w:tcPr>
-            <w:tcW w:type="dxa" w:w="665"/>
-          </w:tcPr>
-          <w:p>
-            <w:r>
-              <w:t>0.00201</w:t>
-            </w:r>
-          </w:p>
-        </w:tc>
-        <w:tc>
-          <w:tcPr>
-            <w:tcW w:type="dxa" w:w="665"/>
-          </w:tcPr>
-          <w:p>
-            <w:r>
-              <w:t>-0.006</w:t>
+              <w:t>5</w:t>
+            </w:r>
+          </w:p>
+        </w:tc>
+        <w:tc>
+          <w:tcPr>
+            <w:tcW w:type="dxa" w:w="665"/>
+          </w:tcPr>
+          <w:p>
+            <w:r>
+              <w:t>1A_predicted_prob</w:t>
+            </w:r>
+          </w:p>
+        </w:tc>
+        <w:tc>
+          <w:tcPr>
+            <w:tcW w:type="dxa" w:w="665"/>
+          </w:tcPr>
+          <w:p>
+            <w:r>
+              <w:t>0.029</w:t>
+            </w:r>
+          </w:p>
+        </w:tc>
+        <w:tc>
+          <w:tcPr>
+            <w:tcW w:type="dxa" w:w="665"/>
+          </w:tcPr>
+          <w:p>
+            <w:r>
+              <w:t>0.001</w:t>
+            </w:r>
+          </w:p>
+        </w:tc>
+        <w:tc>
+          <w:tcPr>
+            <w:tcW w:type="dxa" w:w="665"/>
+          </w:tcPr>
+          <w:p>
+            <w:r>
+              <w:t>0.891</w:t>
+            </w:r>
+          </w:p>
+        </w:tc>
+        <w:tc>
+          <w:tcPr>
+            <w:tcW w:type="dxa" w:w="665"/>
+          </w:tcPr>
+          <w:p>
+            <w:r>
+              <w:t>0.025</w:t>
+            </w:r>
+          </w:p>
+        </w:tc>
+        <w:tc>
+          <w:tcPr>
+            <w:tcW w:type="dxa" w:w="665"/>
+          </w:tcPr>
+          <w:p>
+            <w:r>
+              <w:t>0.111</w:t>
             </w:r>
           </w:p>
         </w:tc>
@@ -3820,7 +3780,47 @@
           </w:tcPr>
           <w:p>
             <w:r>
-              <w:t>0.147</w:t>
+              <w:t>0.01352</w:t>
+            </w:r>
+          </w:p>
+        </w:tc>
+        <w:tc>
+          <w:tcPr>
+            <w:tcW w:type="dxa" w:w="665"/>
+          </w:tcPr>
+          <w:p>
+            <w:r>
+              <w:t>0.00162</w:t>
+            </w:r>
+          </w:p>
+        </w:tc>
+        <w:tc>
+          <w:tcPr>
+            <w:tcW w:type="dxa" w:w="665"/>
+          </w:tcPr>
+          <w:p>
+            <w:r>
+              <w:t>0.275</w:t>
+            </w:r>
+          </w:p>
+        </w:tc>
+        <w:tc>
+          <w:tcPr>
+            <w:tcW w:type="dxa" w:w="665"/>
+          </w:tcPr>
+          <w:p>
+            <w:r>
+              <w:t>0.090</w:t>
+            </w:r>
+          </w:p>
+        </w:tc>
+        <w:tc>
+          <w:tcPr>
+            <w:tcW w:type="dxa" w:w="665"/>
+          </w:tcPr>
+          <w:p>
+            <w:r>
+              <w:t>0.142</w:t>
             </w:r>
           </w:p>
         </w:tc>
@@ -3842,17 +3842,17 @@
           </w:tcPr>
           <w:p>
             <w:r>
-              <w:t>1A_predicted_prob</w:t>
-            </w:r>
-          </w:p>
-        </w:tc>
-        <w:tc>
-          <w:tcPr>
-            <w:tcW w:type="dxa" w:w="665"/>
-          </w:tcPr>
-          <w:p>
-            <w:r>
-              <w:t>0.029</w:t>
+              <w:t>1B_residual</w:t>
+            </w:r>
+          </w:p>
+        </w:tc>
+        <w:tc>
+          <w:tcPr>
+            <w:tcW w:type="dxa" w:w="665"/>
+          </w:tcPr>
+          <w:p>
+            <w:r>
+              <w:t>0.032</w:t>
             </w:r>
           </w:p>
         </w:tc>
@@ -3872,7 +3872,7 @@
           </w:tcPr>
           <w:p>
             <w:r>
-              <w:t>0.891</w:t>
+              <w:t>0.927</w:t>
             </w:r>
           </w:p>
         </w:tc>
@@ -3892,67 +3892,67 @@
           </w:tcPr>
           <w:p>
             <w:r>
-              <w:t>0.111</w:t>
-            </w:r>
-          </w:p>
-        </w:tc>
-        <w:tc>
-          <w:tcPr>
-            <w:tcW w:type="dxa" w:w="665"/>
-          </w:tcPr>
-          <w:p>
-            <w:r>
-              <w:t>0.015</w:t>
-            </w:r>
-          </w:p>
-        </w:tc>
-        <w:tc>
-          <w:tcPr>
-            <w:tcW w:type="dxa" w:w="665"/>
-          </w:tcPr>
-          <w:p>
-            <w:r>
-              <w:t>0.01352</w:t>
-            </w:r>
-          </w:p>
-        </w:tc>
-        <w:tc>
-          <w:tcPr>
-            <w:tcW w:type="dxa" w:w="665"/>
-          </w:tcPr>
-          <w:p>
-            <w:r>
-              <w:t>0.00162</w:t>
-            </w:r>
-          </w:p>
-        </w:tc>
-        <w:tc>
-          <w:tcPr>
-            <w:tcW w:type="dxa" w:w="665"/>
-          </w:tcPr>
-          <w:p>
-            <w:r>
-              <w:t>0.275</w:t>
-            </w:r>
-          </w:p>
-        </w:tc>
-        <w:tc>
-          <w:tcPr>
-            <w:tcW w:type="dxa" w:w="665"/>
-          </w:tcPr>
-          <w:p>
-            <w:r>
-              <w:t>0.090</w:t>
-            </w:r>
-          </w:p>
-        </w:tc>
-        <w:tc>
-          <w:tcPr>
-            <w:tcW w:type="dxa" w:w="665"/>
-          </w:tcPr>
-          <w:p>
-            <w:r>
-              <w:t>0.142</w:t>
+              <w:t>0.078</w:t>
+            </w:r>
+          </w:p>
+        </w:tc>
+        <w:tc>
+          <w:tcPr>
+            <w:tcW w:type="dxa" w:w="665"/>
+          </w:tcPr>
+          <w:p>
+            <w:r>
+              <w:t>0.011</w:t>
+            </w:r>
+          </w:p>
+        </w:tc>
+        <w:tc>
+          <w:tcPr>
+            <w:tcW w:type="dxa" w:w="665"/>
+          </w:tcPr>
+          <w:p>
+            <w:r>
+              <w:t>0.00816</w:t>
+            </w:r>
+          </w:p>
+        </w:tc>
+        <w:tc>
+          <w:tcPr>
+            <w:tcW w:type="dxa" w:w="665"/>
+          </w:tcPr>
+          <w:p>
+            <w:r>
+              <w:t>0.00031</w:t>
+            </w:r>
+          </w:p>
+        </w:tc>
+        <w:tc>
+          <w:tcPr>
+            <w:tcW w:type="dxa" w:w="665"/>
+          </w:tcPr>
+          <w:p>
+            <w:r>
+              <w:t>0.563</w:t>
+            </w:r>
+          </w:p>
+        </w:tc>
+        <w:tc>
+          <w:tcPr>
+            <w:tcW w:type="dxa" w:w="665"/>
+          </w:tcPr>
+          <w:p>
+            <w:r>
+              <w:t>0.054</w:t>
+            </w:r>
+          </w:p>
+        </w:tc>
+        <w:tc>
+          <w:tcPr>
+            <w:tcW w:type="dxa" w:w="665"/>
+          </w:tcPr>
+          <w:p>
+            <w:r>
+              <w:t>0.044</w:t>
             </w:r>
           </w:p>
         </w:tc>
@@ -3974,17 +3974,17 @@
           </w:tcPr>
           <w:p>
             <w:r>
-              <w:t>1B_residual</w:t>
-            </w:r>
-          </w:p>
-        </w:tc>
-        <w:tc>
-          <w:tcPr>
-            <w:tcW w:type="dxa" w:w="665"/>
-          </w:tcPr>
-          <w:p>
-            <w:r>
-              <w:t>0.032</w:t>
+              <w:t>2A_PCA_cum60</w:t>
+            </w:r>
+          </w:p>
+        </w:tc>
+        <w:tc>
+          <w:tcPr>
+            <w:tcW w:type="dxa" w:w="665"/>
+          </w:tcPr>
+          <w:p>
+            <w:r>
+              <w:t>0.016</w:t>
             </w:r>
           </w:p>
         </w:tc>
@@ -4004,87 +4004,87 @@
           </w:tcPr>
           <w:p>
             <w:r>
-              <w:t>0.927</w:t>
-            </w:r>
-          </w:p>
-        </w:tc>
-        <w:tc>
-          <w:tcPr>
-            <w:tcW w:type="dxa" w:w="665"/>
-          </w:tcPr>
-          <w:p>
-            <w:r>
-              <w:t>0.025</w:t>
-            </w:r>
-          </w:p>
-        </w:tc>
-        <w:tc>
-          <w:tcPr>
-            <w:tcW w:type="dxa" w:w="665"/>
-          </w:tcPr>
-          <w:p>
-            <w:r>
-              <w:t>0.078</w:t>
-            </w:r>
-          </w:p>
-        </w:tc>
-        <w:tc>
-          <w:tcPr>
-            <w:tcW w:type="dxa" w:w="665"/>
-          </w:tcPr>
-          <w:p>
-            <w:r>
-              <w:t>0.011</w:t>
-            </w:r>
-          </w:p>
-        </w:tc>
-        <w:tc>
-          <w:tcPr>
-            <w:tcW w:type="dxa" w:w="665"/>
-          </w:tcPr>
-          <w:p>
-            <w:r>
-              <w:t>0.00816</w:t>
-            </w:r>
-          </w:p>
-        </w:tc>
-        <w:tc>
-          <w:tcPr>
-            <w:tcW w:type="dxa" w:w="665"/>
-          </w:tcPr>
-          <w:p>
-            <w:r>
-              <w:t>0.00031</w:t>
-            </w:r>
-          </w:p>
-        </w:tc>
-        <w:tc>
-          <w:tcPr>
-            <w:tcW w:type="dxa" w:w="665"/>
-          </w:tcPr>
-          <w:p>
-            <w:r>
-              <w:t>0.563</w:t>
-            </w:r>
-          </w:p>
-        </w:tc>
-        <w:tc>
-          <w:tcPr>
-            <w:tcW w:type="dxa" w:w="665"/>
-          </w:tcPr>
-          <w:p>
-            <w:r>
-              <w:t>0.054</w:t>
-            </w:r>
-          </w:p>
-        </w:tc>
-        <w:tc>
-          <w:tcPr>
-            <w:tcW w:type="dxa" w:w="665"/>
-          </w:tcPr>
-          <w:p>
-            <w:r>
-              <w:t>0.044</w:t>
+              <w:t>0.881</w:t>
+            </w:r>
+          </w:p>
+        </w:tc>
+        <w:tc>
+          <w:tcPr>
+            <w:tcW w:type="dxa" w:w="665"/>
+          </w:tcPr>
+          <w:p>
+            <w:r>
+              <w:t>0.030</w:t>
+            </w:r>
+          </w:p>
+        </w:tc>
+        <w:tc>
+          <w:tcPr>
+            <w:tcW w:type="dxa" w:w="665"/>
+          </w:tcPr>
+          <w:p>
+            <w:r>
+              <w:t>0.080</w:t>
+            </w:r>
+          </w:p>
+        </w:tc>
+        <w:tc>
+          <w:tcPr>
+            <w:tcW w:type="dxa" w:w="665"/>
+          </w:tcPr>
+          <w:p>
+            <w:r>
+              <w:t>0.013</w:t>
+            </w:r>
+          </w:p>
+        </w:tc>
+        <w:tc>
+          <w:tcPr>
+            <w:tcW w:type="dxa" w:w="665"/>
+          </w:tcPr>
+          <w:p>
+            <w:r>
+              <w:t>0.01769</w:t>
+            </w:r>
+          </w:p>
+        </w:tc>
+        <w:tc>
+          <w:tcPr>
+            <w:tcW w:type="dxa" w:w="665"/>
+          </w:tcPr>
+          <w:p>
+            <w:r>
+              <w:t>0.00148</w:t>
+            </w:r>
+          </w:p>
+        </w:tc>
+        <w:tc>
+          <w:tcPr>
+            <w:tcW w:type="dxa" w:w="665"/>
+          </w:tcPr>
+          <w:p>
+            <w:r>
+              <w:t>0.051</w:t>
+            </w:r>
+          </w:p>
+        </w:tc>
+        <w:tc>
+          <w:tcPr>
+            <w:tcW w:type="dxa" w:w="665"/>
+          </w:tcPr>
+          <w:p>
+            <w:r>
+              <w:t>0.083</w:t>
+            </w:r>
+          </w:p>
+        </w:tc>
+        <w:tc>
+          <w:tcPr>
+            <w:tcW w:type="dxa" w:w="665"/>
+          </w:tcPr>
+          <w:p>
+            <w:r>
+              <w:t>0.130</w:t>
             </w:r>
           </w:p>
         </w:tc>
@@ -4106,17 +4106,17 @@
           </w:tcPr>
           <w:p>
             <w:r>
-              <w:t>1C_cv_decision</w:t>
-            </w:r>
-          </w:p>
-        </w:tc>
-        <w:tc>
-          <w:tcPr>
-            <w:tcW w:type="dxa" w:w="665"/>
-          </w:tcPr>
-          <w:p>
-            <w:r>
-              <w:t>0.029</w:t>
+              <w:t>2B_clustering</w:t>
+            </w:r>
+          </w:p>
+        </w:tc>
+        <w:tc>
+          <w:tcPr>
+            <w:tcW w:type="dxa" w:w="665"/>
+          </w:tcPr>
+          <w:p>
+            <w:r>
+              <w:t>0.023</w:t>
             </w:r>
           </w:p>
         </w:tc>
@@ -4136,87 +4136,87 @@
           </w:tcPr>
           <w:p>
             <w:r>
-              <w:t>0.891</w:t>
-            </w:r>
-          </w:p>
-        </w:tc>
-        <w:tc>
-          <w:tcPr>
-            <w:tcW w:type="dxa" w:w="665"/>
-          </w:tcPr>
-          <w:p>
-            <w:r>
-              <w:t>0.025</w:t>
-            </w:r>
-          </w:p>
-        </w:tc>
-        <w:tc>
-          <w:tcPr>
-            <w:tcW w:type="dxa" w:w="665"/>
-          </w:tcPr>
-          <w:p>
-            <w:r>
-              <w:t>0.111</w:t>
-            </w:r>
-          </w:p>
-        </w:tc>
-        <w:tc>
-          <w:tcPr>
-            <w:tcW w:type="dxa" w:w="665"/>
-          </w:tcPr>
-          <w:p>
-            <w:r>
-              <w:t>0.015</w:t>
-            </w:r>
-          </w:p>
-        </w:tc>
-        <w:tc>
-          <w:tcPr>
-            <w:tcW w:type="dxa" w:w="665"/>
-          </w:tcPr>
-          <w:p>
-            <w:r>
-              <w:t>0.01352</w:t>
-            </w:r>
-          </w:p>
-        </w:tc>
-        <w:tc>
-          <w:tcPr>
-            <w:tcW w:type="dxa" w:w="665"/>
-          </w:tcPr>
-          <w:p>
-            <w:r>
-              <w:t>0.00162</w:t>
-            </w:r>
-          </w:p>
-        </w:tc>
-        <w:tc>
-          <w:tcPr>
-            <w:tcW w:type="dxa" w:w="665"/>
-          </w:tcPr>
-          <w:p>
-            <w:r>
-              <w:t>0.275</w:t>
-            </w:r>
-          </w:p>
-        </w:tc>
-        <w:tc>
-          <w:tcPr>
-            <w:tcW w:type="dxa" w:w="665"/>
-          </w:tcPr>
-          <w:p>
-            <w:r>
-              <w:t>0.090</w:t>
-            </w:r>
-          </w:p>
-        </w:tc>
-        <w:tc>
-          <w:tcPr>
-            <w:tcW w:type="dxa" w:w="665"/>
-          </w:tcPr>
-          <w:p>
-            <w:r>
-              <w:t>0.142</w:t>
+              <w:t>0.865</w:t>
+            </w:r>
+          </w:p>
+        </w:tc>
+        <w:tc>
+          <w:tcPr>
+            <w:tcW w:type="dxa" w:w="665"/>
+          </w:tcPr>
+          <w:p>
+            <w:r>
+              <w:t>0.027</w:t>
+            </w:r>
+          </w:p>
+        </w:tc>
+        <w:tc>
+          <w:tcPr>
+            <w:tcW w:type="dxa" w:w="665"/>
+          </w:tcPr>
+          <w:p>
+            <w:r>
+              <w:t>0.143</w:t>
+            </w:r>
+          </w:p>
+        </w:tc>
+        <w:tc>
+          <w:tcPr>
+            <w:tcW w:type="dxa" w:w="665"/>
+          </w:tcPr>
+          <w:p>
+            <w:r>
+              <w:t>0.012</w:t>
+            </w:r>
+          </w:p>
+        </w:tc>
+        <w:tc>
+          <w:tcPr>
+            <w:tcW w:type="dxa" w:w="665"/>
+          </w:tcPr>
+          <w:p>
+            <w:r>
+              <w:t>0.01651</w:t>
+            </w:r>
+          </w:p>
+        </w:tc>
+        <w:tc>
+          <w:tcPr>
+            <w:tcW w:type="dxa" w:w="665"/>
+          </w:tcPr>
+          <w:p>
+            <w:r>
+              <w:t>0.00168</w:t>
+            </w:r>
+          </w:p>
+        </w:tc>
+        <w:tc>
+          <w:tcPr>
+            <w:tcW w:type="dxa" w:w="665"/>
+          </w:tcPr>
+          <w:p>
+            <w:r>
+              <w:t>0.115</w:t>
+            </w:r>
+          </w:p>
+        </w:tc>
+        <w:tc>
+          <w:tcPr>
+            <w:tcW w:type="dxa" w:w="665"/>
+          </w:tcPr>
+          <w:p>
+            <w:r>
+              <w:t>0.064</w:t>
+            </w:r>
+          </w:p>
+        </w:tc>
+        <w:tc>
+          <w:tcPr>
+            <w:tcW w:type="dxa" w:w="665"/>
+          </w:tcPr>
+          <w:p>
+            <w:r>
+              <w:t>0.146</w:t>
             </w:r>
           </w:p>
         </w:tc>
@@ -4238,117 +4238,117 @@
           </w:tcPr>
           <w:p>
             <w:r>
-              <w:t>2A_PCA_cum60</w:t>
-            </w:r>
-          </w:p>
-        </w:tc>
-        <w:tc>
-          <w:tcPr>
-            <w:tcW w:type="dxa" w:w="665"/>
-          </w:tcPr>
-          <w:p>
-            <w:r>
-              <w:t>0.016</w:t>
-            </w:r>
-          </w:p>
-        </w:tc>
-        <w:tc>
-          <w:tcPr>
-            <w:tcW w:type="dxa" w:w="665"/>
-          </w:tcPr>
-          <w:p>
-            <w:r>
-              <w:t>0.001</w:t>
-            </w:r>
-          </w:p>
-        </w:tc>
-        <w:tc>
-          <w:tcPr>
-            <w:tcW w:type="dxa" w:w="665"/>
-          </w:tcPr>
-          <w:p>
-            <w:r>
-              <w:t>0.881</w:t>
-            </w:r>
-          </w:p>
-        </w:tc>
-        <w:tc>
-          <w:tcPr>
-            <w:tcW w:type="dxa" w:w="665"/>
-          </w:tcPr>
-          <w:p>
-            <w:r>
-              <w:t>0.030</w:t>
-            </w:r>
-          </w:p>
-        </w:tc>
-        <w:tc>
-          <w:tcPr>
-            <w:tcW w:type="dxa" w:w="665"/>
-          </w:tcPr>
-          <w:p>
-            <w:r>
-              <w:t>0.080</w:t>
-            </w:r>
-          </w:p>
-        </w:tc>
-        <w:tc>
-          <w:tcPr>
-            <w:tcW w:type="dxa" w:w="665"/>
-          </w:tcPr>
-          <w:p>
-            <w:r>
-              <w:t>0.013</w:t>
-            </w:r>
-          </w:p>
-        </w:tc>
-        <w:tc>
-          <w:tcPr>
-            <w:tcW w:type="dxa" w:w="665"/>
-          </w:tcPr>
-          <w:p>
-            <w:r>
-              <w:t>0.01769</w:t>
-            </w:r>
-          </w:p>
-        </w:tc>
-        <w:tc>
-          <w:tcPr>
-            <w:tcW w:type="dxa" w:w="665"/>
-          </w:tcPr>
-          <w:p>
-            <w:r>
-              <w:t>0.00148</w:t>
-            </w:r>
-          </w:p>
-        </w:tc>
-        <w:tc>
-          <w:tcPr>
-            <w:tcW w:type="dxa" w:w="665"/>
-          </w:tcPr>
-          <w:p>
-            <w:r>
-              <w:t>0.051</w:t>
-            </w:r>
-          </w:p>
-        </w:tc>
-        <w:tc>
-          <w:tcPr>
-            <w:tcW w:type="dxa" w:w="665"/>
-          </w:tcPr>
-          <w:p>
-            <w:r>
-              <w:t>0.083</w:t>
-            </w:r>
-          </w:p>
-        </w:tc>
-        <w:tc>
-          <w:tcPr>
-            <w:tcW w:type="dxa" w:w="665"/>
-          </w:tcPr>
-          <w:p>
-            <w:r>
-              <w:t>0.130</w:t>
+              <w:t>GMM</w:t>
+            </w:r>
+          </w:p>
+        </w:tc>
+        <w:tc>
+          <w:tcPr>
+            <w:tcW w:type="dxa" w:w="665"/>
+          </w:tcPr>
+          <w:p>
+            <w:r>
+              <w:t>0.005</w:t>
+            </w:r>
+          </w:p>
+        </w:tc>
+        <w:tc>
+          <w:tcPr>
+            <w:tcW w:type="dxa" w:w="665"/>
+          </w:tcPr>
+          <w:p>
+            <w:r>
+              <w:t>0.000</w:t>
+            </w:r>
+          </w:p>
+        </w:tc>
+        <w:tc>
+          <w:tcPr>
+            <w:tcW w:type="dxa" w:w="665"/>
+          </w:tcPr>
+          <w:p>
+            <w:r>
+              <w:t>0.895</w:t>
+            </w:r>
+          </w:p>
+        </w:tc>
+        <w:tc>
+          <w:tcPr>
+            <w:tcW w:type="dxa" w:w="665"/>
+          </w:tcPr>
+          <w:p>
+            <w:r>
+              <w:t>0.025</w:t>
+            </w:r>
+          </w:p>
+        </w:tc>
+        <w:tc>
+          <w:tcPr>
+            <w:tcW w:type="dxa" w:w="665"/>
+          </w:tcPr>
+          <w:p>
+            <w:r>
+              <w:t>0.096</w:t>
+            </w:r>
+          </w:p>
+        </w:tc>
+        <w:tc>
+          <w:tcPr>
+            <w:tcW w:type="dxa" w:w="665"/>
+          </w:tcPr>
+          <w:p>
+            <w:r>
+              <w:t>0.011</w:t>
+            </w:r>
+          </w:p>
+        </w:tc>
+        <w:tc>
+          <w:tcPr>
+            <w:tcW w:type="dxa" w:w="665"/>
+          </w:tcPr>
+          <w:p>
+            <w:r>
+              <w:t>0.01686</w:t>
+            </w:r>
+          </w:p>
+        </w:tc>
+        <w:tc>
+          <w:tcPr>
+            <w:tcW w:type="dxa" w:w="665"/>
+          </w:tcPr>
+          <w:p>
+            <w:r>
+              <w:t>0.00180</w:t>
+            </w:r>
+          </w:p>
+        </w:tc>
+        <w:tc>
+          <w:tcPr>
+            <w:tcW w:type="dxa" w:w="665"/>
+          </w:tcPr>
+          <w:p>
+            <w:r>
+              <w:t>0.096</w:t>
+            </w:r>
+          </w:p>
+        </w:tc>
+        <w:tc>
+          <w:tcPr>
+            <w:tcW w:type="dxa" w:w="665"/>
+          </w:tcPr>
+          <w:p>
+            <w:r>
+              <w:t>0.049</w:t>
+            </w:r>
+          </w:p>
+        </w:tc>
+        <w:tc>
+          <w:tcPr>
+            <w:tcW w:type="dxa" w:w="665"/>
+          </w:tcPr>
+          <w:p>
+            <w:r>
+              <w:t>0.127</w:t>
             </w:r>
           </w:p>
         </w:tc>
@@ -4370,17 +4370,17 @@
           </w:tcPr>
           <w:p>
             <w:r>
-              <w:t>2B_clustering</w:t>
-            </w:r>
-          </w:p>
-        </w:tc>
-        <w:tc>
-          <w:tcPr>
-            <w:tcW w:type="dxa" w:w="665"/>
-          </w:tcPr>
-          <w:p>
-            <w:r>
-              <w:t>0.023</w:t>
+              <w:t>PS_propensity_score</w:t>
+            </w:r>
+          </w:p>
+        </w:tc>
+        <w:tc>
+          <w:tcPr>
+            <w:tcW w:type="dxa" w:w="665"/>
+          </w:tcPr>
+          <w:p>
+            <w:r>
+              <w:t>0.005</w:t>
             </w:r>
           </w:p>
         </w:tc>
@@ -4400,87 +4400,87 @@
           </w:tcPr>
           <w:p>
             <w:r>
-              <w:t>0.865</w:t>
-            </w:r>
-          </w:p>
-        </w:tc>
-        <w:tc>
-          <w:tcPr>
-            <w:tcW w:type="dxa" w:w="665"/>
-          </w:tcPr>
-          <w:p>
-            <w:r>
-              <w:t>0.027</w:t>
-            </w:r>
-          </w:p>
-        </w:tc>
-        <w:tc>
-          <w:tcPr>
-            <w:tcW w:type="dxa" w:w="665"/>
-          </w:tcPr>
-          <w:p>
-            <w:r>
-              <w:t>0.143</w:t>
-            </w:r>
-          </w:p>
-        </w:tc>
-        <w:tc>
-          <w:tcPr>
-            <w:tcW w:type="dxa" w:w="665"/>
-          </w:tcPr>
-          <w:p>
-            <w:r>
-              <w:t>0.012</w:t>
-            </w:r>
-          </w:p>
-        </w:tc>
-        <w:tc>
-          <w:tcPr>
-            <w:tcW w:type="dxa" w:w="665"/>
-          </w:tcPr>
-          <w:p>
-            <w:r>
-              <w:t>0.01651</w:t>
-            </w:r>
-          </w:p>
-        </w:tc>
-        <w:tc>
-          <w:tcPr>
-            <w:tcW w:type="dxa" w:w="665"/>
-          </w:tcPr>
-          <w:p>
-            <w:r>
-              <w:t>0.00168</w:t>
-            </w:r>
-          </w:p>
-        </w:tc>
-        <w:tc>
-          <w:tcPr>
-            <w:tcW w:type="dxa" w:w="665"/>
-          </w:tcPr>
-          <w:p>
-            <w:r>
-              <w:t>0.115</w:t>
-            </w:r>
-          </w:p>
-        </w:tc>
-        <w:tc>
-          <w:tcPr>
-            <w:tcW w:type="dxa" w:w="665"/>
-          </w:tcPr>
-          <w:p>
-            <w:r>
-              <w:t>0.064</w:t>
-            </w:r>
-          </w:p>
-        </w:tc>
-        <w:tc>
-          <w:tcPr>
-            <w:tcW w:type="dxa" w:w="665"/>
-          </w:tcPr>
-          <w:p>
-            <w:r>
-              <w:t>0.146</w:t>
+              <w:t>0.881</w:t>
+            </w:r>
+          </w:p>
+        </w:tc>
+        <w:tc>
+          <w:tcPr>
+            <w:tcW w:type="dxa" w:w="665"/>
+          </w:tcPr>
+          <w:p>
+            <w:r>
+              <w:t>0.029</w:t>
+            </w:r>
+          </w:p>
+        </w:tc>
+        <w:tc>
+          <w:tcPr>
+            <w:tcW w:type="dxa" w:w="665"/>
+          </w:tcPr>
+          <w:p>
+            <w:r>
+              <w:t>0.059</w:t>
+            </w:r>
+          </w:p>
+        </w:tc>
+        <w:tc>
+          <w:tcPr>
+            <w:tcW w:type="dxa" w:w="665"/>
+          </w:tcPr>
+          <w:p>
+            <w:r>
+              <w:t>0.009</w:t>
+            </w:r>
+          </w:p>
+        </w:tc>
+        <w:tc>
+          <w:tcPr>
+            <w:tcW w:type="dxa" w:w="665"/>
+          </w:tcPr>
+          <w:p>
+            <w:r>
+              <w:t>0.01754</w:t>
+            </w:r>
+          </w:p>
+        </w:tc>
+        <w:tc>
+          <w:tcPr>
+            <w:tcW w:type="dxa" w:w="665"/>
+          </w:tcPr>
+          <w:p>
+            <w:r>
+              <w:t>0.00170</w:t>
+            </w:r>
+          </w:p>
+        </w:tc>
+        <w:tc>
+          <w:tcPr>
+            <w:tcW w:type="dxa" w:w="665"/>
+          </w:tcPr>
+          <w:p>
+            <w:r>
+              <w:t>0.059</w:t>
+            </w:r>
+          </w:p>
+        </w:tc>
+        <w:tc>
+          <w:tcPr>
+            <w:tcW w:type="dxa" w:w="665"/>
+          </w:tcPr>
+          <w:p>
+            <w:r>
+              <w:t>0.068</w:t>
+            </w:r>
+          </w:p>
+        </w:tc>
+        <w:tc>
+          <w:tcPr>
+            <w:tcW w:type="dxa" w:w="665"/>
+          </w:tcPr>
+          <w:p>
+            <w:r>
+              <w:t>0.144</w:t>
             </w:r>
           </w:p>
         </w:tc>
@@ -4502,117 +4502,117 @@
           </w:tcPr>
           <w:p>
             <w:r>
-              <w:t>GMM</w:t>
-            </w:r>
-          </w:p>
-        </w:tc>
-        <w:tc>
-          <w:tcPr>
-            <w:tcW w:type="dxa" w:w="665"/>
-          </w:tcPr>
-          <w:p>
-            <w:r>
-              <w:t>0.005</w:t>
-            </w:r>
-          </w:p>
-        </w:tc>
-        <w:tc>
-          <w:tcPr>
-            <w:tcW w:type="dxa" w:w="665"/>
-          </w:tcPr>
-          <w:p>
-            <w:r>
-              <w:t>0.000</w:t>
-            </w:r>
-          </w:p>
-        </w:tc>
-        <w:tc>
-          <w:tcPr>
-            <w:tcW w:type="dxa" w:w="665"/>
-          </w:tcPr>
-          <w:p>
-            <w:r>
-              <w:t>0.895</w:t>
-            </w:r>
-          </w:p>
-        </w:tc>
-        <w:tc>
-          <w:tcPr>
-            <w:tcW w:type="dxa" w:w="665"/>
-          </w:tcPr>
-          <w:p>
-            <w:r>
-              <w:t>0.025</w:t>
-            </w:r>
-          </w:p>
-        </w:tc>
-        <w:tc>
-          <w:tcPr>
-            <w:tcW w:type="dxa" w:w="665"/>
-          </w:tcPr>
-          <w:p>
-            <w:r>
-              <w:t>0.096</w:t>
-            </w:r>
-          </w:p>
-        </w:tc>
-        <w:tc>
-          <w:tcPr>
-            <w:tcW w:type="dxa" w:w="665"/>
-          </w:tcPr>
-          <w:p>
-            <w:r>
-              <w:t>0.011</w:t>
-            </w:r>
-          </w:p>
-        </w:tc>
-        <w:tc>
-          <w:tcPr>
-            <w:tcW w:type="dxa" w:w="665"/>
-          </w:tcPr>
-          <w:p>
-            <w:r>
-              <w:t>0.01686</w:t>
-            </w:r>
-          </w:p>
-        </w:tc>
-        <w:tc>
-          <w:tcPr>
-            <w:tcW w:type="dxa" w:w="665"/>
-          </w:tcPr>
-          <w:p>
-            <w:r>
-              <w:t>0.00180</w:t>
-            </w:r>
-          </w:p>
-        </w:tc>
-        <w:tc>
-          <w:tcPr>
-            <w:tcW w:type="dxa" w:w="665"/>
-          </w:tcPr>
-          <w:p>
-            <w:r>
-              <w:t>0.096</w:t>
-            </w:r>
-          </w:p>
-        </w:tc>
-        <w:tc>
-          <w:tcPr>
-            <w:tcW w:type="dxa" w:w="665"/>
-          </w:tcPr>
-          <w:p>
-            <w:r>
-              <w:t>0.049</w:t>
-            </w:r>
-          </w:p>
-        </w:tc>
-        <w:tc>
-          <w:tcPr>
-            <w:tcW w:type="dxa" w:w="665"/>
-          </w:tcPr>
-          <w:p>
-            <w:r>
-              <w:t>0.127</w:t>
+              <w:t>Prognostic_score</w:t>
+            </w:r>
+          </w:p>
+        </w:tc>
+        <w:tc>
+          <w:tcPr>
+            <w:tcW w:type="dxa" w:w="665"/>
+          </w:tcPr>
+          <w:p>
+            <w:r>
+              <w:t>0.026</w:t>
+            </w:r>
+          </w:p>
+        </w:tc>
+        <w:tc>
+          <w:tcPr>
+            <w:tcW w:type="dxa" w:w="665"/>
+          </w:tcPr>
+          <w:p>
+            <w:r>
+              <w:t>0.001</w:t>
+            </w:r>
+          </w:p>
+        </w:tc>
+        <w:tc>
+          <w:tcPr>
+            <w:tcW w:type="dxa" w:w="665"/>
+          </w:tcPr>
+          <w:p>
+            <w:r>
+              <w:t>0.858</w:t>
+            </w:r>
+          </w:p>
+        </w:tc>
+        <w:tc>
+          <w:tcPr>
+            <w:tcW w:type="dxa" w:w="665"/>
+          </w:tcPr>
+          <w:p>
+            <w:r>
+              <w:t>0.029</w:t>
+            </w:r>
+          </w:p>
+        </w:tc>
+        <w:tc>
+          <w:tcPr>
+            <w:tcW w:type="dxa" w:w="665"/>
+          </w:tcPr>
+          <w:p>
+            <w:r>
+              <w:t>0.107</w:t>
+            </w:r>
+          </w:p>
+        </w:tc>
+        <w:tc>
+          <w:tcPr>
+            <w:tcW w:type="dxa" w:w="665"/>
+          </w:tcPr>
+          <w:p>
+            <w:r>
+              <w:t>0.015</w:t>
+            </w:r>
+          </w:p>
+        </w:tc>
+        <w:tc>
+          <w:tcPr>
+            <w:tcW w:type="dxa" w:w="665"/>
+          </w:tcPr>
+          <w:p>
+            <w:r>
+              <w:t>0.01430</w:t>
+            </w:r>
+          </w:p>
+        </w:tc>
+        <w:tc>
+          <w:tcPr>
+            <w:tcW w:type="dxa" w:w="665"/>
+          </w:tcPr>
+          <w:p>
+            <w:r>
+              <w:t>0.00164</w:t>
+            </w:r>
+          </w:p>
+        </w:tc>
+        <w:tc>
+          <w:tcPr>
+            <w:tcW w:type="dxa" w:w="665"/>
+          </w:tcPr>
+          <w:p>
+            <w:r>
+              <w:t>0.233</w:t>
+            </w:r>
+          </w:p>
+        </w:tc>
+        <w:tc>
+          <w:tcPr>
+            <w:tcW w:type="dxa" w:w="665"/>
+          </w:tcPr>
+          <w:p>
+            <w:r>
+              <w:t>0.086</w:t>
+            </w:r>
+          </w:p>
+        </w:tc>
+        <w:tc>
+          <w:tcPr>
+            <w:tcW w:type="dxa" w:w="665"/>
+          </w:tcPr>
+          <w:p>
+            <w:r>
+              <w:t>0.141</w:t>
             </w:r>
           </w:p>
         </w:tc>
@@ -4634,117 +4634,117 @@
           </w:tcPr>
           <w:p>
             <w:r>
-              <w:t>PS_propensity_score</w:t>
-            </w:r>
-          </w:p>
-        </w:tc>
-        <w:tc>
-          <w:tcPr>
-            <w:tcW w:type="dxa" w:w="665"/>
-          </w:tcPr>
-          <w:p>
-            <w:r>
-              <w:t>0.005</w:t>
-            </w:r>
-          </w:p>
-        </w:tc>
-        <w:tc>
-          <w:tcPr>
-            <w:tcW w:type="dxa" w:w="665"/>
-          </w:tcPr>
-          <w:p>
-            <w:r>
-              <w:t>0.001</w:t>
-            </w:r>
-          </w:p>
-        </w:tc>
-        <w:tc>
-          <w:tcPr>
-            <w:tcW w:type="dxa" w:w="665"/>
-          </w:tcPr>
-          <w:p>
-            <w:r>
-              <w:t>0.881</w:t>
-            </w:r>
-          </w:p>
-        </w:tc>
-        <w:tc>
-          <w:tcPr>
-            <w:tcW w:type="dxa" w:w="665"/>
-          </w:tcPr>
-          <w:p>
-            <w:r>
-              <w:t>0.029</w:t>
-            </w:r>
-          </w:p>
-        </w:tc>
-        <w:tc>
-          <w:tcPr>
-            <w:tcW w:type="dxa" w:w="665"/>
-          </w:tcPr>
-          <w:p>
-            <w:r>
-              <w:t>0.059</w:t>
-            </w:r>
-          </w:p>
-        </w:tc>
-        <w:tc>
-          <w:tcPr>
-            <w:tcW w:type="dxa" w:w="665"/>
-          </w:tcPr>
-          <w:p>
-            <w:r>
-              <w:t>0.009</w:t>
-            </w:r>
-          </w:p>
-        </w:tc>
-        <w:tc>
-          <w:tcPr>
-            <w:tcW w:type="dxa" w:w="665"/>
-          </w:tcPr>
-          <w:p>
-            <w:r>
-              <w:t>0.01754</w:t>
-            </w:r>
-          </w:p>
-        </w:tc>
-        <w:tc>
-          <w:tcPr>
-            <w:tcW w:type="dxa" w:w="665"/>
-          </w:tcPr>
-          <w:p>
-            <w:r>
-              <w:t>0.00170</w:t>
-            </w:r>
-          </w:p>
-        </w:tc>
-        <w:tc>
-          <w:tcPr>
-            <w:tcW w:type="dxa" w:w="665"/>
-          </w:tcPr>
-          <w:p>
-            <w:r>
-              <w:t>0.059</w:t>
-            </w:r>
-          </w:p>
-        </w:tc>
-        <w:tc>
-          <w:tcPr>
-            <w:tcW w:type="dxa" w:w="665"/>
-          </w:tcPr>
-          <w:p>
-            <w:r>
-              <w:t>0.068</w:t>
-            </w:r>
-          </w:p>
-        </w:tc>
-        <w:tc>
-          <w:tcPr>
-            <w:tcW w:type="dxa" w:w="665"/>
-          </w:tcPr>
-          <w:p>
-            <w:r>
-              <w:t>0.144</w:t>
+              <w:t>baseline_oracle_kmeans</w:t>
+            </w:r>
+          </w:p>
+        </w:tc>
+        <w:tc>
+          <w:tcPr>
+            <w:tcW w:type="dxa" w:w="665"/>
+          </w:tcPr>
+          <w:p>
+            <w:r>
+              <w:t>0.372</w:t>
+            </w:r>
+          </w:p>
+        </w:tc>
+        <w:tc>
+          <w:tcPr>
+            <w:tcW w:type="dxa" w:w="665"/>
+          </w:tcPr>
+          <w:p>
+            <w:r>
+              <w:t>0.003</w:t>
+            </w:r>
+          </w:p>
+        </w:tc>
+        <w:tc>
+          <w:tcPr>
+            <w:tcW w:type="dxa" w:w="665"/>
+          </w:tcPr>
+          <w:p>
+            <w:r>
+              <w:t>0.913</w:t>
+            </w:r>
+          </w:p>
+        </w:tc>
+        <w:tc>
+          <w:tcPr>
+            <w:tcW w:type="dxa" w:w="665"/>
+          </w:tcPr>
+          <w:p>
+            <w:r>
+              <w:t>0.021</w:t>
+            </w:r>
+          </w:p>
+        </w:tc>
+        <w:tc>
+          <w:tcPr>
+            <w:tcW w:type="dxa" w:w="665"/>
+          </w:tcPr>
+          <w:p>
+            <w:r>
+              <w:t>0.030</w:t>
+            </w:r>
+          </w:p>
+        </w:tc>
+        <w:tc>
+          <w:tcPr>
+            <w:tcW w:type="dxa" w:w="665"/>
+          </w:tcPr>
+          <w:p>
+            <w:r>
+              <w:t>0.003</w:t>
+            </w:r>
+          </w:p>
+        </w:tc>
+        <w:tc>
+          <w:tcPr>
+            <w:tcW w:type="dxa" w:w="665"/>
+          </w:tcPr>
+          <w:p>
+            <w:r>
+              <w:t>0.01651</w:t>
+            </w:r>
+          </w:p>
+        </w:tc>
+        <w:tc>
+          <w:tcPr>
+            <w:tcW w:type="dxa" w:w="665"/>
+          </w:tcPr>
+          <w:p>
+            <w:r>
+              <w:t>0.00161</w:t>
+            </w:r>
+          </w:p>
+        </w:tc>
+        <w:tc>
+          <w:tcPr>
+            <w:tcW w:type="dxa" w:w="665"/>
+          </w:tcPr>
+          <w:p>
+            <w:r>
+              <w:t>0.115</w:t>
+            </w:r>
+          </w:p>
+        </w:tc>
+        <w:tc>
+          <w:tcPr>
+            <w:tcW w:type="dxa" w:w="665"/>
+          </w:tcPr>
+          <w:p>
+            <w:r>
+              <w:t>0.088</w:t>
+            </w:r>
+          </w:p>
+        </w:tc>
+        <w:tc>
+          <w:tcPr>
+            <w:tcW w:type="dxa" w:w="665"/>
+          </w:tcPr>
+          <w:p>
+            <w:r>
+              <w:t>0.124</w:t>
             </w:r>
           </w:p>
         </w:tc>
@@ -4766,17 +4766,17 @@
           </w:tcPr>
           <w:p>
             <w:r>
-              <w:t>Prognostic_score</w:t>
-            </w:r>
-          </w:p>
-        </w:tc>
-        <w:tc>
-          <w:tcPr>
-            <w:tcW w:type="dxa" w:w="665"/>
-          </w:tcPr>
-          <w:p>
-            <w:r>
-              <w:t>0.026</w:t>
+              <w:t>baseline_oracle_quantile</w:t>
+            </w:r>
+          </w:p>
+        </w:tc>
+        <w:tc>
+          <w:tcPr>
+            <w:tcW w:type="dxa" w:w="665"/>
+          </w:tcPr>
+          <w:p>
+            <w:r>
+              <w:t>0.095</w:t>
             </w:r>
           </w:p>
         </w:tc>
@@ -4796,87 +4796,87 @@
           </w:tcPr>
           <w:p>
             <w:r>
-              <w:t>0.858</w:t>
-            </w:r>
-          </w:p>
-        </w:tc>
-        <w:tc>
-          <w:tcPr>
-            <w:tcW w:type="dxa" w:w="665"/>
-          </w:tcPr>
-          <w:p>
-            <w:r>
-              <w:t>0.029</w:t>
-            </w:r>
-          </w:p>
-        </w:tc>
-        <w:tc>
-          <w:tcPr>
-            <w:tcW w:type="dxa" w:w="665"/>
-          </w:tcPr>
-          <w:p>
-            <w:r>
-              <w:t>0.107</w:t>
-            </w:r>
-          </w:p>
-        </w:tc>
-        <w:tc>
-          <w:tcPr>
-            <w:tcW w:type="dxa" w:w="665"/>
-          </w:tcPr>
-          <w:p>
-            <w:r>
-              <w:t>0.015</w:t>
-            </w:r>
-          </w:p>
-        </w:tc>
-        <w:tc>
-          <w:tcPr>
-            <w:tcW w:type="dxa" w:w="665"/>
-          </w:tcPr>
-          <w:p>
-            <w:r>
-              <w:t>0.01430</w:t>
-            </w:r>
-          </w:p>
-        </w:tc>
-        <w:tc>
-          <w:tcPr>
-            <w:tcW w:type="dxa" w:w="665"/>
-          </w:tcPr>
-          <w:p>
-            <w:r>
-              <w:t>0.00164</w:t>
-            </w:r>
-          </w:p>
-        </w:tc>
-        <w:tc>
-          <w:tcPr>
-            <w:tcW w:type="dxa" w:w="665"/>
-          </w:tcPr>
-          <w:p>
-            <w:r>
-              <w:t>0.233</w:t>
-            </w:r>
-          </w:p>
-        </w:tc>
-        <w:tc>
-          <w:tcPr>
-            <w:tcW w:type="dxa" w:w="665"/>
-          </w:tcPr>
-          <w:p>
-            <w:r>
-              <w:t>0.086</w:t>
-            </w:r>
-          </w:p>
-        </w:tc>
-        <w:tc>
-          <w:tcPr>
-            <w:tcW w:type="dxa" w:w="665"/>
-          </w:tcPr>
-          <w:p>
-            <w:r>
-              <w:t>0.141</w:t>
+              <w:t>0.897</w:t>
+            </w:r>
+          </w:p>
+        </w:tc>
+        <w:tc>
+          <w:tcPr>
+            <w:tcW w:type="dxa" w:w="665"/>
+          </w:tcPr>
+          <w:p>
+            <w:r>
+              <w:t>0.024</w:t>
+            </w:r>
+          </w:p>
+        </w:tc>
+        <w:tc>
+          <w:tcPr>
+            <w:tcW w:type="dxa" w:w="665"/>
+          </w:tcPr>
+          <w:p>
+            <w:r>
+              <w:t>0.042</w:t>
+            </w:r>
+          </w:p>
+        </w:tc>
+        <w:tc>
+          <w:tcPr>
+            <w:tcW w:type="dxa" w:w="665"/>
+          </w:tcPr>
+          <w:p>
+            <w:r>
+              <w:t>0.007</w:t>
+            </w:r>
+          </w:p>
+        </w:tc>
+        <w:tc>
+          <w:tcPr>
+            <w:tcW w:type="dxa" w:w="665"/>
+          </w:tcPr>
+          <w:p>
+            <w:r>
+              <w:t>0.01266</w:t>
+            </w:r>
+          </w:p>
+        </w:tc>
+        <w:tc>
+          <w:tcPr>
+            <w:tcW w:type="dxa" w:w="665"/>
+          </w:tcPr>
+          <w:p>
+            <w:r>
+              <w:t>0.00130</w:t>
+            </w:r>
+          </w:p>
+        </w:tc>
+        <w:tc>
+          <w:tcPr>
+            <w:tcW w:type="dxa" w:w="665"/>
+          </w:tcPr>
+          <w:p>
+            <w:r>
+              <w:t>0.321</w:t>
+            </w:r>
+          </w:p>
+        </w:tc>
+        <w:tc>
+          <w:tcPr>
+            <w:tcW w:type="dxa" w:w="665"/>
+          </w:tcPr>
+          <w:p>
+            <w:r>
+              <w:t>0.079</w:t>
+            </w:r>
+          </w:p>
+        </w:tc>
+        <w:tc>
+          <w:tcPr>
+            <w:tcW w:type="dxa" w:w="665"/>
+          </w:tcPr>
+          <w:p>
+            <w:r>
+              <w:t>0.169</w:t>
             </w:r>
           </w:p>
         </w:tc>
@@ -4898,117 +4898,117 @@
           </w:tcPr>
           <w:p>
             <w:r>
-              <w:t>baseline_oracle_kmeans</w:t>
-            </w:r>
-          </w:p>
-        </w:tc>
-        <w:tc>
-          <w:tcPr>
-            <w:tcW w:type="dxa" w:w="665"/>
-          </w:tcPr>
-          <w:p>
-            <w:r>
-              <w:t>0.372</w:t>
-            </w:r>
-          </w:p>
-        </w:tc>
-        <w:tc>
-          <w:tcPr>
-            <w:tcW w:type="dxa" w:w="665"/>
-          </w:tcPr>
-          <w:p>
-            <w:r>
-              <w:t>0.003</w:t>
-            </w:r>
-          </w:p>
-        </w:tc>
-        <w:tc>
-          <w:tcPr>
-            <w:tcW w:type="dxa" w:w="665"/>
-          </w:tcPr>
-          <w:p>
-            <w:r>
-              <w:t>0.913</w:t>
-            </w:r>
-          </w:p>
-        </w:tc>
-        <w:tc>
-          <w:tcPr>
-            <w:tcW w:type="dxa" w:w="665"/>
-          </w:tcPr>
-          <w:p>
-            <w:r>
-              <w:t>0.021</w:t>
-            </w:r>
-          </w:p>
-        </w:tc>
-        <w:tc>
-          <w:tcPr>
-            <w:tcW w:type="dxa" w:w="665"/>
-          </w:tcPr>
-          <w:p>
-            <w:r>
-              <w:t>0.030</w:t>
-            </w:r>
-          </w:p>
-        </w:tc>
-        <w:tc>
-          <w:tcPr>
-            <w:tcW w:type="dxa" w:w="665"/>
-          </w:tcPr>
-          <w:p>
-            <w:r>
-              <w:t>0.003</w:t>
-            </w:r>
-          </w:p>
-        </w:tc>
-        <w:tc>
-          <w:tcPr>
-            <w:tcW w:type="dxa" w:w="665"/>
-          </w:tcPr>
-          <w:p>
-            <w:r>
-              <w:t>0.01651</w:t>
-            </w:r>
-          </w:p>
-        </w:tc>
-        <w:tc>
-          <w:tcPr>
-            <w:tcW w:type="dxa" w:w="665"/>
-          </w:tcPr>
-          <w:p>
-            <w:r>
-              <w:t>0.00161</w:t>
-            </w:r>
-          </w:p>
-        </w:tc>
-        <w:tc>
-          <w:tcPr>
-            <w:tcW w:type="dxa" w:w="665"/>
-          </w:tcPr>
-          <w:p>
-            <w:r>
-              <w:t>0.115</w:t>
-            </w:r>
-          </w:p>
-        </w:tc>
-        <w:tc>
-          <w:tcPr>
-            <w:tcW w:type="dxa" w:w="665"/>
-          </w:tcPr>
-          <w:p>
-            <w:r>
-              <w:t>0.088</w:t>
-            </w:r>
-          </w:p>
-        </w:tc>
-        <w:tc>
-          <w:tcPr>
-            <w:tcW w:type="dxa" w:w="665"/>
-          </w:tcPr>
-          <w:p>
-            <w:r>
-              <w:t>0.124</w:t>
+              <w:t>baseline_random</w:t>
+            </w:r>
+          </w:p>
+        </w:tc>
+        <w:tc>
+          <w:tcPr>
+            <w:tcW w:type="dxa" w:w="665"/>
+          </w:tcPr>
+          <w:p>
+            <w:r>
+              <w:t>0.000</w:t>
+            </w:r>
+          </w:p>
+        </w:tc>
+        <w:tc>
+          <w:tcPr>
+            <w:tcW w:type="dxa" w:w="665"/>
+          </w:tcPr>
+          <w:p>
+            <w:r>
+              <w:t>0.000</w:t>
+            </w:r>
+          </w:p>
+        </w:tc>
+        <w:tc>
+          <w:tcPr>
+            <w:tcW w:type="dxa" w:w="665"/>
+          </w:tcPr>
+          <w:p>
+            <w:r>
+              <w:t>0.883</w:t>
+            </w:r>
+          </w:p>
+        </w:tc>
+        <w:tc>
+          <w:tcPr>
+            <w:tcW w:type="dxa" w:w="665"/>
+          </w:tcPr>
+          <w:p>
+            <w:r>
+              <w:t>0.028</w:t>
+            </w:r>
+          </w:p>
+        </w:tc>
+        <w:tc>
+          <w:tcPr>
+            <w:tcW w:type="dxa" w:w="665"/>
+          </w:tcPr>
+          <w:p>
+            <w:r>
+              <w:t>0.004</w:t>
+            </w:r>
+          </w:p>
+        </w:tc>
+        <w:tc>
+          <w:tcPr>
+            <w:tcW w:type="dxa" w:w="665"/>
+          </w:tcPr>
+          <w:p>
+            <w:r>
+              <w:t>0.000</w:t>
+            </w:r>
+          </w:p>
+        </w:tc>
+        <w:tc>
+          <w:tcPr>
+            <w:tcW w:type="dxa" w:w="665"/>
+          </w:tcPr>
+          <w:p>
+            <w:r>
+              <w:t>0.01901</w:t>
+            </w:r>
+          </w:p>
+        </w:tc>
+        <w:tc>
+          <w:tcPr>
+            <w:tcW w:type="dxa" w:w="665"/>
+          </w:tcPr>
+          <w:p>
+            <w:r>
+              <w:t>0.00192</w:t>
+            </w:r>
+          </w:p>
+        </w:tc>
+        <w:tc>
+          <w:tcPr>
+            <w:tcW w:type="dxa" w:w="665"/>
+          </w:tcPr>
+          <w:p>
+            <w:r>
+              <w:t>-0.019</w:t>
+            </w:r>
+          </w:p>
+        </w:tc>
+        <w:tc>
+          <w:tcPr>
+            <w:tcW w:type="dxa" w:w="665"/>
+          </w:tcPr>
+          <w:p>
+            <w:r>
+              <w:t>0.024</w:t>
+            </w:r>
+          </w:p>
+        </w:tc>
+        <w:tc>
+          <w:tcPr>
+            <w:tcW w:type="dxa" w:w="665"/>
+          </w:tcPr>
+          <w:p>
+            <w:r>
+              <w:t>0.117</w:t>
             </w:r>
           </w:p>
         </w:tc>
@@ -5020,27 +5020,27 @@
           </w:tcPr>
           <w:p>
             <w:r>
-              <w:t>5</w:t>
-            </w:r>
-          </w:p>
-        </w:tc>
-        <w:tc>
-          <w:tcPr>
-            <w:tcW w:type="dxa" w:w="665"/>
-          </w:tcPr>
-          <w:p>
-            <w:r>
-              <w:t>baseline_oracle_quantile</w:t>
-            </w:r>
-          </w:p>
-        </w:tc>
-        <w:tc>
-          <w:tcPr>
-            <w:tcW w:type="dxa" w:w="665"/>
-          </w:tcPr>
-          <w:p>
-            <w:r>
-              <w:t>0.095</w:t>
+              <w:t>10</w:t>
+            </w:r>
+          </w:p>
+        </w:tc>
+        <w:tc>
+          <w:tcPr>
+            <w:tcW w:type="dxa" w:w="665"/>
+          </w:tcPr>
+          <w:p>
+            <w:r>
+              <w:t>1A_predicted_prob</w:t>
+            </w:r>
+          </w:p>
+        </w:tc>
+        <w:tc>
+          <w:tcPr>
+            <w:tcW w:type="dxa" w:w="665"/>
+          </w:tcPr>
+          <w:p>
+            <w:r>
+              <w:t>0.025</w:t>
             </w:r>
           </w:p>
         </w:tc>
@@ -5060,87 +5060,87 @@
           </w:tcPr>
           <w:p>
             <w:r>
-              <w:t>0.897</w:t>
-            </w:r>
-          </w:p>
-        </w:tc>
-        <w:tc>
-          <w:tcPr>
-            <w:tcW w:type="dxa" w:w="665"/>
-          </w:tcPr>
-          <w:p>
-            <w:r>
-              <w:t>0.024</w:t>
-            </w:r>
-          </w:p>
-        </w:tc>
-        <w:tc>
-          <w:tcPr>
-            <w:tcW w:type="dxa" w:w="665"/>
-          </w:tcPr>
-          <w:p>
-            <w:r>
-              <w:t>0.042</w:t>
-            </w:r>
-          </w:p>
-        </w:tc>
-        <w:tc>
-          <w:tcPr>
-            <w:tcW w:type="dxa" w:w="665"/>
-          </w:tcPr>
-          <w:p>
-            <w:r>
-              <w:t>0.007</w:t>
-            </w:r>
-          </w:p>
-        </w:tc>
-        <w:tc>
-          <w:tcPr>
-            <w:tcW w:type="dxa" w:w="665"/>
-          </w:tcPr>
-          <w:p>
-            <w:r>
-              <w:t>0.01266</w:t>
-            </w:r>
-          </w:p>
-        </w:tc>
-        <w:tc>
-          <w:tcPr>
-            <w:tcW w:type="dxa" w:w="665"/>
-          </w:tcPr>
-          <w:p>
-            <w:r>
-              <w:t>0.00130</w:t>
-            </w:r>
-          </w:p>
-        </w:tc>
-        <w:tc>
-          <w:tcPr>
-            <w:tcW w:type="dxa" w:w="665"/>
-          </w:tcPr>
-          <w:p>
-            <w:r>
-              <w:t>0.321</w:t>
-            </w:r>
-          </w:p>
-        </w:tc>
-        <w:tc>
-          <w:tcPr>
-            <w:tcW w:type="dxa" w:w="665"/>
-          </w:tcPr>
-          <w:p>
-            <w:r>
-              <w:t>0.079</w:t>
-            </w:r>
-          </w:p>
-        </w:tc>
-        <w:tc>
-          <w:tcPr>
-            <w:tcW w:type="dxa" w:w="665"/>
-          </w:tcPr>
-          <w:p>
-            <w:r>
-              <w:t>0.169</w:t>
+              <w:t>0.943</w:t>
+            </w:r>
+          </w:p>
+        </w:tc>
+        <w:tc>
+          <w:tcPr>
+            <w:tcW w:type="dxa" w:w="665"/>
+          </w:tcPr>
+          <w:p>
+            <w:r>
+              <w:t>0.017</w:t>
+            </w:r>
+          </w:p>
+        </w:tc>
+        <w:tc>
+          <w:tcPr>
+            <w:tcW w:type="dxa" w:w="665"/>
+          </w:tcPr>
+          <w:p>
+            <w:r>
+              <w:t>0.106</w:t>
+            </w:r>
+          </w:p>
+        </w:tc>
+        <w:tc>
+          <w:tcPr>
+            <w:tcW w:type="dxa" w:w="665"/>
+          </w:tcPr>
+          <w:p>
+            <w:r>
+              <w:t>0.014</w:t>
+            </w:r>
+          </w:p>
+        </w:tc>
+        <w:tc>
+          <w:tcPr>
+            <w:tcW w:type="dxa" w:w="665"/>
+          </w:tcPr>
+          <w:p>
+            <w:r>
+              <w:t>0.01396</w:t>
+            </w:r>
+          </w:p>
+        </w:tc>
+        <w:tc>
+          <w:tcPr>
+            <w:tcW w:type="dxa" w:w="665"/>
+          </w:tcPr>
+          <w:p>
+            <w:r>
+              <w:t>0.00140</w:t>
+            </w:r>
+          </w:p>
+        </w:tc>
+        <w:tc>
+          <w:tcPr>
+            <w:tcW w:type="dxa" w:w="665"/>
+          </w:tcPr>
+          <w:p>
+            <w:r>
+              <w:t>0.290</w:t>
+            </w:r>
+          </w:p>
+        </w:tc>
+        <w:tc>
+          <w:tcPr>
+            <w:tcW w:type="dxa" w:w="665"/>
+          </w:tcPr>
+          <w:p>
+            <w:r>
+              <w:t>0.078</w:t>
+            </w:r>
+          </w:p>
+        </w:tc>
+        <w:tc>
+          <w:tcPr>
+            <w:tcW w:type="dxa" w:w="665"/>
+          </w:tcPr>
+          <w:p>
+            <w:r>
+              <w:t>0.101</w:t>
             </w:r>
           </w:p>
         </w:tc>
@@ -5152,138 +5152,6 @@
           </w:tcPr>
           <w:p>
             <w:r>
-              <w:t>5</w:t>
-            </w:r>
-          </w:p>
-        </w:tc>
-        <w:tc>
-          <w:tcPr>
-            <w:tcW w:type="dxa" w:w="665"/>
-          </w:tcPr>
-          <w:p>
-            <w:r>
-              <w:t>baseline_random</w:t>
-            </w:r>
-          </w:p>
-        </w:tc>
-        <w:tc>
-          <w:tcPr>
-            <w:tcW w:type="dxa" w:w="665"/>
-          </w:tcPr>
-          <w:p>
-            <w:r>
-              <w:t>0.000</w:t>
-            </w:r>
-          </w:p>
-        </w:tc>
-        <w:tc>
-          <w:tcPr>
-            <w:tcW w:type="dxa" w:w="665"/>
-          </w:tcPr>
-          <w:p>
-            <w:r>
-              <w:t>0.000</w:t>
-            </w:r>
-          </w:p>
-        </w:tc>
-        <w:tc>
-          <w:tcPr>
-            <w:tcW w:type="dxa" w:w="665"/>
-          </w:tcPr>
-          <w:p>
-            <w:r>
-              <w:t>0.883</w:t>
-            </w:r>
-          </w:p>
-        </w:tc>
-        <w:tc>
-          <w:tcPr>
-            <w:tcW w:type="dxa" w:w="665"/>
-          </w:tcPr>
-          <w:p>
-            <w:r>
-              <w:t>0.028</w:t>
-            </w:r>
-          </w:p>
-        </w:tc>
-        <w:tc>
-          <w:tcPr>
-            <w:tcW w:type="dxa" w:w="665"/>
-          </w:tcPr>
-          <w:p>
-            <w:r>
-              <w:t>0.004</w:t>
-            </w:r>
-          </w:p>
-        </w:tc>
-        <w:tc>
-          <w:tcPr>
-            <w:tcW w:type="dxa" w:w="665"/>
-          </w:tcPr>
-          <w:p>
-            <w:r>
-              <w:t>0.000</w:t>
-            </w:r>
-          </w:p>
-        </w:tc>
-        <w:tc>
-          <w:tcPr>
-            <w:tcW w:type="dxa" w:w="665"/>
-          </w:tcPr>
-          <w:p>
-            <w:r>
-              <w:t>0.01901</w:t>
-            </w:r>
-          </w:p>
-        </w:tc>
-        <w:tc>
-          <w:tcPr>
-            <w:tcW w:type="dxa" w:w="665"/>
-          </w:tcPr>
-          <w:p>
-            <w:r>
-              <w:t>0.00192</w:t>
-            </w:r>
-          </w:p>
-        </w:tc>
-        <w:tc>
-          <w:tcPr>
-            <w:tcW w:type="dxa" w:w="665"/>
-          </w:tcPr>
-          <w:p>
-            <w:r>
-              <w:t>-0.019</w:t>
-            </w:r>
-          </w:p>
-        </w:tc>
-        <w:tc>
-          <w:tcPr>
-            <w:tcW w:type="dxa" w:w="665"/>
-          </w:tcPr>
-          <w:p>
-            <w:r>
-              <w:t>0.024</w:t>
-            </w:r>
-          </w:p>
-        </w:tc>
-        <w:tc>
-          <w:tcPr>
-            <w:tcW w:type="dxa" w:w="665"/>
-          </w:tcPr>
-          <w:p>
-            <w:r>
-              <w:t>0.117</w:t>
-            </w:r>
-          </w:p>
-        </w:tc>
-      </w:tr>
-      <w:tr>
-        <w:tc>
-          <w:tcPr>
-            <w:tcW w:type="dxa" w:w="665"/>
-          </w:tcPr>
-          <w:p>
-            <w:r>
               <w:t>10</w:t>
             </w:r>
           </w:p>
@@ -5294,17 +5162,17 @@
           </w:tcPr>
           <w:p>
             <w:r>
-              <w:t>1A_predicted_prob</w:t>
-            </w:r>
-          </w:p>
-        </w:tc>
-        <w:tc>
-          <w:tcPr>
-            <w:tcW w:type="dxa" w:w="665"/>
-          </w:tcPr>
-          <w:p>
-            <w:r>
-              <w:t>0.025</w:t>
+              <w:t>1B_residual</w:t>
+            </w:r>
+          </w:p>
+        </w:tc>
+        <w:tc>
+          <w:tcPr>
+            <w:tcW w:type="dxa" w:w="665"/>
+          </w:tcPr>
+          <w:p>
+            <w:r>
+              <w:t>0.026</w:t>
             </w:r>
           </w:p>
         </w:tc>
@@ -5324,138 +5192,6 @@
           </w:tcPr>
           <w:p>
             <w:r>
-              <w:t>0.943</w:t>
-            </w:r>
-          </w:p>
-        </w:tc>
-        <w:tc>
-          <w:tcPr>
-            <w:tcW w:type="dxa" w:w="665"/>
-          </w:tcPr>
-          <w:p>
-            <w:r>
-              <w:t>0.017</w:t>
-            </w:r>
-          </w:p>
-        </w:tc>
-        <w:tc>
-          <w:tcPr>
-            <w:tcW w:type="dxa" w:w="665"/>
-          </w:tcPr>
-          <w:p>
-            <w:r>
-              <w:t>0.106</w:t>
-            </w:r>
-          </w:p>
-        </w:tc>
-        <w:tc>
-          <w:tcPr>
-            <w:tcW w:type="dxa" w:w="665"/>
-          </w:tcPr>
-          <w:p>
-            <w:r>
-              <w:t>0.014</w:t>
-            </w:r>
-          </w:p>
-        </w:tc>
-        <w:tc>
-          <w:tcPr>
-            <w:tcW w:type="dxa" w:w="665"/>
-          </w:tcPr>
-          <w:p>
-            <w:r>
-              <w:t>0.01396</w:t>
-            </w:r>
-          </w:p>
-        </w:tc>
-        <w:tc>
-          <w:tcPr>
-            <w:tcW w:type="dxa" w:w="665"/>
-          </w:tcPr>
-          <w:p>
-            <w:r>
-              <w:t>0.00140</w:t>
-            </w:r>
-          </w:p>
-        </w:tc>
-        <w:tc>
-          <w:tcPr>
-            <w:tcW w:type="dxa" w:w="665"/>
-          </w:tcPr>
-          <w:p>
-            <w:r>
-              <w:t>0.290</w:t>
-            </w:r>
-          </w:p>
-        </w:tc>
-        <w:tc>
-          <w:tcPr>
-            <w:tcW w:type="dxa" w:w="665"/>
-          </w:tcPr>
-          <w:p>
-            <w:r>
-              <w:t>0.078</w:t>
-            </w:r>
-          </w:p>
-        </w:tc>
-        <w:tc>
-          <w:tcPr>
-            <w:tcW w:type="dxa" w:w="665"/>
-          </w:tcPr>
-          <w:p>
-            <w:r>
-              <w:t>0.101</w:t>
-            </w:r>
-          </w:p>
-        </w:tc>
-      </w:tr>
-      <w:tr>
-        <w:tc>
-          <w:tcPr>
-            <w:tcW w:type="dxa" w:w="665"/>
-          </w:tcPr>
-          <w:p>
-            <w:r>
-              <w:t>10</w:t>
-            </w:r>
-          </w:p>
-        </w:tc>
-        <w:tc>
-          <w:tcPr>
-            <w:tcW w:type="dxa" w:w="665"/>
-          </w:tcPr>
-          <w:p>
-            <w:r>
-              <w:t>1B_residual</w:t>
-            </w:r>
-          </w:p>
-        </w:tc>
-        <w:tc>
-          <w:tcPr>
-            <w:tcW w:type="dxa" w:w="665"/>
-          </w:tcPr>
-          <w:p>
-            <w:r>
-              <w:t>0.026</w:t>
-            </w:r>
-          </w:p>
-        </w:tc>
-        <w:tc>
-          <w:tcPr>
-            <w:tcW w:type="dxa" w:w="665"/>
-          </w:tcPr>
-          <w:p>
-            <w:r>
-              <w:t>0.001</w:t>
-            </w:r>
-          </w:p>
-        </w:tc>
-        <w:tc>
-          <w:tcPr>
-            <w:tcW w:type="dxa" w:w="665"/>
-          </w:tcPr>
-          <w:p>
-            <w:r>
               <w:t>0.955</w:t>
             </w:r>
           </w:p>
@@ -5537,138 +5273,6 @@
           <w:p>
             <w:r>
               <w:t>0.006</w:t>
-            </w:r>
-          </w:p>
-        </w:tc>
-      </w:tr>
-      <w:tr>
-        <w:tc>
-          <w:tcPr>
-            <w:tcW w:type="dxa" w:w="665"/>
-          </w:tcPr>
-          <w:p>
-            <w:r>
-              <w:t>10</w:t>
-            </w:r>
-          </w:p>
-        </w:tc>
-        <w:tc>
-          <w:tcPr>
-            <w:tcW w:type="dxa" w:w="665"/>
-          </w:tcPr>
-          <w:p>
-            <w:r>
-              <w:t>1C_cv_decision</w:t>
-            </w:r>
-          </w:p>
-        </w:tc>
-        <w:tc>
-          <w:tcPr>
-            <w:tcW w:type="dxa" w:w="665"/>
-          </w:tcPr>
-          <w:p>
-            <w:r>
-              <w:t>0.025</w:t>
-            </w:r>
-          </w:p>
-        </w:tc>
-        <w:tc>
-          <w:tcPr>
-            <w:tcW w:type="dxa" w:w="665"/>
-          </w:tcPr>
-          <w:p>
-            <w:r>
-              <w:t>0.001</w:t>
-            </w:r>
-          </w:p>
-        </w:tc>
-        <w:tc>
-          <w:tcPr>
-            <w:tcW w:type="dxa" w:w="665"/>
-          </w:tcPr>
-          <w:p>
-            <w:r>
-              <w:t>0.943</w:t>
-            </w:r>
-          </w:p>
-        </w:tc>
-        <w:tc>
-          <w:tcPr>
-            <w:tcW w:type="dxa" w:w="665"/>
-          </w:tcPr>
-          <w:p>
-            <w:r>
-              <w:t>0.017</w:t>
-            </w:r>
-          </w:p>
-        </w:tc>
-        <w:tc>
-          <w:tcPr>
-            <w:tcW w:type="dxa" w:w="665"/>
-          </w:tcPr>
-          <w:p>
-            <w:r>
-              <w:t>0.106</w:t>
-            </w:r>
-          </w:p>
-        </w:tc>
-        <w:tc>
-          <w:tcPr>
-            <w:tcW w:type="dxa" w:w="665"/>
-          </w:tcPr>
-          <w:p>
-            <w:r>
-              <w:t>0.014</w:t>
-            </w:r>
-          </w:p>
-        </w:tc>
-        <w:tc>
-          <w:tcPr>
-            <w:tcW w:type="dxa" w:w="665"/>
-          </w:tcPr>
-          <w:p>
-            <w:r>
-              <w:t>0.01396</w:t>
-            </w:r>
-          </w:p>
-        </w:tc>
-        <w:tc>
-          <w:tcPr>
-            <w:tcW w:type="dxa" w:w="665"/>
-          </w:tcPr>
-          <w:p>
-            <w:r>
-              <w:t>0.00140</w:t>
-            </w:r>
-          </w:p>
-        </w:tc>
-        <w:tc>
-          <w:tcPr>
-            <w:tcW w:type="dxa" w:w="665"/>
-          </w:tcPr>
-          <w:p>
-            <w:r>
-              <w:t>0.290</w:t>
-            </w:r>
-          </w:p>
-        </w:tc>
-        <w:tc>
-          <w:tcPr>
-            <w:tcW w:type="dxa" w:w="665"/>
-          </w:tcPr>
-          <w:p>
-            <w:r>
-              <w:t>0.078</w:t>
-            </w:r>
-          </w:p>
-        </w:tc>
-        <w:tc>
-          <w:tcPr>
-            <w:tcW w:type="dxa" w:w="665"/>
-          </w:tcPr>
-          <w:p>
-            <w:r>
-              <w:t>0.101</w:t>
             </w:r>
           </w:p>
         </w:tc>
@@ -13890,98 +13494,6 @@
           <w:p>
             <w:r>
               <w:t>0.232</w:t>
-            </w:r>
-          </w:p>
-        </w:tc>
-      </w:tr>
-      <w:tr>
-        <w:tc>
-          <w:tcPr>
-            <w:tcW w:type="dxa" w:w="960"/>
-          </w:tcPr>
-          <w:p>
-            <w:r>
-              <w:t>1C_cv_decision</w:t>
-            </w:r>
-          </w:p>
-        </w:tc>
-        <w:tc>
-          <w:tcPr>
-            <w:tcW w:type="dxa" w:w="960"/>
-          </w:tcPr>
-          <w:p>
-            <w:r>
-              <w:t>0.903</w:t>
-            </w:r>
-          </w:p>
-        </w:tc>
-        <w:tc>
-          <w:tcPr>
-            <w:tcW w:type="dxa" w:w="960"/>
-          </w:tcPr>
-          <w:p>
-            <w:r>
-              <w:t>0.012</w:t>
-            </w:r>
-          </w:p>
-        </w:tc>
-        <w:tc>
-          <w:tcPr>
-            <w:tcW w:type="dxa" w:w="960"/>
-          </w:tcPr>
-          <w:p>
-            <w:r>
-              <w:t>0.511</w:t>
-            </w:r>
-          </w:p>
-        </w:tc>
-        <w:tc>
-          <w:tcPr>
-            <w:tcW w:type="dxa" w:w="960"/>
-          </w:tcPr>
-          <w:p>
-            <w:r>
-              <w:t>1.000</w:t>
-            </w:r>
-          </w:p>
-        </w:tc>
-        <w:tc>
-          <w:tcPr>
-            <w:tcW w:type="dxa" w:w="960"/>
-          </w:tcPr>
-          <w:p>
-            <w:r>
-              <w:t>0.094</w:t>
-            </w:r>
-          </w:p>
-        </w:tc>
-        <w:tc>
-          <w:tcPr>
-            <w:tcW w:type="dxa" w:w="960"/>
-          </w:tcPr>
-          <w:p>
-            <w:r>
-              <w:t>0.007</w:t>
-            </w:r>
-          </w:p>
-        </w:tc>
-        <w:tc>
-          <w:tcPr>
-            <w:tcW w:type="dxa" w:w="960"/>
-          </w:tcPr>
-          <w:p>
-            <w:r>
-              <w:t>0.006</w:t>
-            </w:r>
-          </w:p>
-        </w:tc>
-        <w:tc>
-          <w:tcPr>
-            <w:tcW w:type="dxa" w:w="960"/>
-          </w:tcPr>
-          <w:p>
-            <w:r>
-              <w:t>0.309</w:t>
             </w:r>
           </w:p>
         </w:tc>
@@ -15245,98 +14757,6 @@
           </w:tcPr>
           <w:p>
             <w:r>
-              <w:t>1C_cv_decision</w:t>
-            </w:r>
-          </w:p>
-        </w:tc>
-        <w:tc>
-          <w:tcPr>
-            <w:tcW w:type="dxa" w:w="960"/>
-          </w:tcPr>
-          <w:p>
-            <w:r>
-              <w:t>0.028</w:t>
-            </w:r>
-          </w:p>
-        </w:tc>
-        <w:tc>
-          <w:tcPr>
-            <w:tcW w:type="dxa" w:w="960"/>
-          </w:tcPr>
-          <w:p>
-            <w:r>
-              <w:t>0.919</w:t>
-            </w:r>
-          </w:p>
-        </w:tc>
-        <w:tc>
-          <w:tcPr>
-            <w:tcW w:type="dxa" w:w="960"/>
-          </w:tcPr>
-          <w:p>
-            <w:r>
-              <w:t>0.348</w:t>
-            </w:r>
-          </w:p>
-        </w:tc>
-        <w:tc>
-          <w:tcPr>
-            <w:tcW w:type="dxa" w:w="960"/>
-          </w:tcPr>
-          <w:p>
-            <w:r>
-              <w:t>0.808</w:t>
-            </w:r>
-          </w:p>
-        </w:tc>
-        <w:tc>
-          <w:tcPr>
-            <w:tcW w:type="dxa" w:w="960"/>
-          </w:tcPr>
-          <w:p>
-            <w:r>
-              <w:t>0.108</w:t>
-            </w:r>
-          </w:p>
-        </w:tc>
-        <w:tc>
-          <w:tcPr>
-            <w:tcW w:type="dxa" w:w="960"/>
-          </w:tcPr>
-          <w:p>
-            <w:r>
-              <w:t>0.064</w:t>
-            </w:r>
-          </w:p>
-        </w:tc>
-        <w:tc>
-          <w:tcPr>
-            <w:tcW w:type="dxa" w:w="960"/>
-          </w:tcPr>
-          <w:p>
-            <w:r>
-              <w:t>0.01135</w:t>
-            </w:r>
-          </w:p>
-        </w:tc>
-        <w:tc>
-          <w:tcPr>
-            <w:tcW w:type="dxa" w:w="960"/>
-          </w:tcPr>
-          <w:p>
-            <w:r>
-              <w:t>0.462</w:t>
-            </w:r>
-          </w:p>
-        </w:tc>
-      </w:tr>
-      <w:tr>
-        <w:tc>
-          <w:tcPr>
-            <w:tcW w:type="dxa" w:w="960"/>
-          </w:tcPr>
-          <w:p>
-            <w:r>
               <w:t>2A_PCA_cum60</w:t>
             </w:r>
           </w:p>
@@ -16338,58 +15758,6 @@
           <w:p>
             <w:r>
               <w:t>0.060</w:t>
-            </w:r>
-          </w:p>
-        </w:tc>
-      </w:tr>
-      <w:tr>
-        <w:tc>
-          <w:tcPr>
-            <w:tcW w:type="dxa" w:w="1728"/>
-          </w:tcPr>
-          <w:p>
-            <w:r>
-              <w:t>1C_cv_decision</w:t>
-            </w:r>
-          </w:p>
-        </w:tc>
-        <w:tc>
-          <w:tcPr>
-            <w:tcW w:type="dxa" w:w="1728"/>
-          </w:tcPr>
-          <w:p>
-            <w:r>
-              <w:t>0.520</w:t>
-            </w:r>
-          </w:p>
-        </w:tc>
-        <w:tc>
-          <w:tcPr>
-            <w:tcW w:type="dxa" w:w="1728"/>
-          </w:tcPr>
-          <w:p>
-            <w:r>
-              <w:t>0.060</w:t>
-            </w:r>
-          </w:p>
-        </w:tc>
-        <w:tc>
-          <w:tcPr>
-            <w:tcW w:type="dxa" w:w="1728"/>
-          </w:tcPr>
-          <w:p>
-            <w:r>
-              <w:t>0.518</w:t>
-            </w:r>
-          </w:p>
-        </w:tc>
-        <w:tc>
-          <w:tcPr>
-            <w:tcW w:type="dxa" w:w="1728"/>
-          </w:tcPr>
-          <w:p>
-            <w:r>
-              <w:t>0.080</w:t>
             </w:r>
           </w:p>
         </w:tc>
